--- a/lessons/6-6/downloads/reveal/teacher/6.6-homework-packet-level-1.docx
+++ b/lessons/6-6/downloads/reveal/teacher/6.6-homework-packet-level-1.docx
@@ -78,14 +78,15 @@
           <w:caps/>
           <w:color w:val="003A70"/>
           <w:spacing w:val="12"/>
-          <w:sz w:val="21"/>
+          <w:sz w:val="22"/>
           <w:szCs w:val="21"/>
         </w:rPr>
-        <w:t xml:space="preserve">Lesson 6-6  ·  Homework Packet  ·  Level 1  ·  Sheet 1 of 2</w:t>
+        <w:t xml:space="preserve">Lesson 6-6  ·  Homework Packet  ·  Supported  ·  Session 1 · pages 1–2</w:t>
       </w:r>
     </w:p>
     <w:p>
       <w:pPr>
+        <w:pStyle w:val="Heading1"/>
         <w:keepNext/>
         <w:spacing w:before="0" w:after="10" w:line="240" w:lineRule="auto"/>
       </w:pPr>
@@ -111,7 +112,7 @@
         <w:rPr>
           <w:rFonts w:ascii="Avenir Next" w:hAnsi="Avenir Next" w:cs="Avenir Next" w:eastAsia="Avenir Next"/>
           <w:color w:val="5A5F66"/>
-          <w:sz w:val="17"/>
+          <w:sz w:val="22"/>
           <w:szCs w:val="17"/>
         </w:rPr>
         <w:t xml:space="preserve">Maryland Standard 6.EE.A.3   ·   Learning target — I can simplify an expression by combining like terms to test whether two expressions are equivalent.</w:t>
@@ -158,6 +159,7 @@
           </w:tcPr>
           <w:p>
             <w:pPr>
+              <w:pStyle w:val="Heading2"/>
               <w:spacing w:before="0" w:after="40" w:line="264" w:lineRule="auto"/>
             </w:pPr>
             <w:r>
@@ -185,45 +187,64 @@
                 <w:rFonts w:ascii="Avenir Next" w:hAnsi="Avenir Next" w:cs="Avenir Next" w:eastAsia="Avenir Next"/>
                 <w:b/>
                 <w:color w:val="003A70"/>
+                <w:sz w:val="22"/>
+                <w:szCs w:val="18"/>
+              </w:rPr>
+              <w:t xml:space="preserve">•</w:t>
+            </w:r>
+            <w:r>
+              <w:rPr>
+                <w:rFonts w:ascii="Avenir Next" w:hAnsi="Avenir Next" w:cs="Avenir Next" w:eastAsia="Avenir Next"/>
+                <w:color w:val="1A1A1A"/>
                 <w:sz w:val="18"/>
                 <w:szCs w:val="18"/>
               </w:rPr>
-              <w:t xml:space="preserve">•</w:t>
-            </w:r>
-            <w:r>
-              <w:rPr>
-                <w:rFonts w:ascii="Avenir Next" w:hAnsi="Avenir Next" w:cs="Avenir Next" w:eastAsia="Avenir Next"/>
-                <w:color w:val="1A1A1A"/>
-                <w:sz w:val="18"/>
+              <w:tab/>
+            </w:r>
+            <w:r>
+              <w:rPr>
+                <w:rFonts w:ascii="Avenir Next" w:hAnsi="Avenir Next" w:cs="Avenir Next" w:eastAsia="Avenir Next"/>
+                <w:b/>
+                <w:color w:val="1A1A1A"/>
+                <w:sz w:val="22"/>
                 <w:szCs w:val="18"/>
               </w:rPr>
-              <w:tab/>
-            </w:r>
-            <w:r>
-              <w:rPr>
-                <w:rFonts w:ascii="Avenir Next" w:hAnsi="Avenir Next" w:cs="Avenir Next" w:eastAsia="Avenir Next"/>
-                <w:b/>
-                <w:color w:val="1A1A1A"/>
-                <w:sz w:val="18"/>
+              <w:t xml:space="preserve">Like terms</w:t>
+            </w:r>
+            <w:r>
+              <w:rPr>
+                <w:rFonts w:ascii="Avenir Next" w:hAnsi="Avenir Next" w:cs="Avenir Next" w:eastAsia="Avenir Next"/>
+                <w:color w:val="1A1A1A"/>
+                <w:sz w:val="22"/>
                 <w:szCs w:val="18"/>
               </w:rPr>
-              <w:t xml:space="preserve">Like terms</w:t>
-            </w:r>
-            <w:r>
-              <w:rPr>
-                <w:rFonts w:ascii="Avenir Next" w:hAnsi="Avenir Next" w:cs="Avenir Next" w:eastAsia="Avenir Next"/>
-                <w:color w:val="1A1A1A"/>
-                <w:sz w:val="18"/>
+              <w:t xml:space="preserve"> have the same variable part: 4</w:t>
+            </w:r>
+            <w:r>
+              <w:rPr>
+                <w:rFonts w:ascii="Avenir Next" w:hAnsi="Avenir Next" w:cs="Avenir Next" w:eastAsia="Avenir Next"/>
+                <w:i/>
+                <w:color w:val="1A1A1A"/>
+                <w:sz w:val="22"/>
                 <w:szCs w:val="18"/>
               </w:rPr>
-              <w:t xml:space="preserve"> have the same variable part: 4</w:t>
+              <w:t xml:space="preserve">x</w:t>
+            </w:r>
+            <w:r>
+              <w:rPr>
+                <w:rFonts w:ascii="Avenir Next" w:hAnsi="Avenir Next" w:cs="Avenir Next" w:eastAsia="Avenir Next"/>
+                <w:color w:val="1A1A1A"/>
+                <w:sz w:val="22"/>
+                <w:szCs w:val="18"/>
+              </w:rPr>
+              <w:t xml:space="preserve"> and 9</w:t>
             </w:r>
             <w:r>
               <w:rPr>
                 <w:rFonts w:ascii="Avenir Next" w:hAnsi="Avenir Next" w:cs="Avenir Next" w:eastAsia="Avenir Next"/>
                 <w:i/>
                 <w:color w:val="1A1A1A"/>
-                <w:sz w:val="18"/>
+                <w:sz w:val="22"/>
                 <w:szCs w:val="18"/>
               </w:rPr>
               <w:t xml:space="preserve">x</w:t>
@@ -232,17 +253,17 @@
               <w:rPr>
                 <w:rFonts w:ascii="Avenir Next" w:hAnsi="Avenir Next" w:cs="Avenir Next" w:eastAsia="Avenir Next"/>
                 <w:color w:val="1A1A1A"/>
-                <w:sz w:val="18"/>
+                <w:sz w:val="22"/>
                 <w:szCs w:val="18"/>
               </w:rPr>
-              <w:t xml:space="preserve"> and 9</w:t>
+              <w:t xml:space="preserve"> are like terms. 4</w:t>
             </w:r>
             <w:r>
               <w:rPr>
                 <w:rFonts w:ascii="Avenir Next" w:hAnsi="Avenir Next" w:cs="Avenir Next" w:eastAsia="Avenir Next"/>
                 <w:i/>
                 <w:color w:val="1A1A1A"/>
-                <w:sz w:val="18"/>
+                <w:sz w:val="22"/>
                 <w:szCs w:val="18"/>
               </w:rPr>
               <w:t xml:space="preserve">x</w:t>
@@ -251,26 +272,7 @@
               <w:rPr>
                 <w:rFonts w:ascii="Avenir Next" w:hAnsi="Avenir Next" w:cs="Avenir Next" w:eastAsia="Avenir Next"/>
                 <w:color w:val="1A1A1A"/>
-                <w:sz w:val="18"/>
-                <w:szCs w:val="18"/>
-              </w:rPr>
-              <w:t xml:space="preserve"> are like terms. 4</w:t>
-            </w:r>
-            <w:r>
-              <w:rPr>
-                <w:rFonts w:ascii="Avenir Next" w:hAnsi="Avenir Next" w:cs="Avenir Next" w:eastAsia="Avenir Next"/>
-                <w:i/>
-                <w:color w:val="1A1A1A"/>
-                <w:sz w:val="18"/>
-                <w:szCs w:val="18"/>
-              </w:rPr>
-              <w:t xml:space="preserve">x</w:t>
-            </w:r>
-            <w:r>
-              <w:rPr>
-                <w:rFonts w:ascii="Avenir Next" w:hAnsi="Avenir Next" w:cs="Avenir Next" w:eastAsia="Avenir Next"/>
-                <w:color w:val="1A1A1A"/>
-                <w:sz w:val="18"/>
+                <w:sz w:val="22"/>
                 <w:szCs w:val="18"/>
               </w:rPr>
               <w:t xml:space="preserve"> and 4 are not.</w:t>
@@ -289,35 +291,54 @@
                 <w:rFonts w:ascii="Avenir Next" w:hAnsi="Avenir Next" w:cs="Avenir Next" w:eastAsia="Avenir Next"/>
                 <w:b/>
                 <w:color w:val="003A70"/>
+                <w:sz w:val="22"/>
+                <w:szCs w:val="18"/>
+              </w:rPr>
+              <w:t xml:space="preserve">•</w:t>
+            </w:r>
+            <w:r>
+              <w:rPr>
+                <w:rFonts w:ascii="Avenir Next" w:hAnsi="Avenir Next" w:cs="Avenir Next" w:eastAsia="Avenir Next"/>
+                <w:color w:val="1A1A1A"/>
                 <w:sz w:val="18"/>
                 <w:szCs w:val="18"/>
               </w:rPr>
-              <w:t xml:space="preserve">•</w:t>
-            </w:r>
-            <w:r>
-              <w:rPr>
-                <w:rFonts w:ascii="Avenir Next" w:hAnsi="Avenir Next" w:cs="Avenir Next" w:eastAsia="Avenir Next"/>
-                <w:color w:val="1A1A1A"/>
-                <w:sz w:val="18"/>
+              <w:tab/>
+            </w:r>
+            <w:r>
+              <w:rPr>
+                <w:rFonts w:ascii="Avenir Next" w:hAnsi="Avenir Next" w:cs="Avenir Next" w:eastAsia="Avenir Next"/>
+                <w:color w:val="1A1A1A"/>
+                <w:sz w:val="22"/>
                 <w:szCs w:val="18"/>
               </w:rPr>
-              <w:tab/>
-            </w:r>
-            <w:r>
-              <w:rPr>
-                <w:rFonts w:ascii="Avenir Next" w:hAnsi="Avenir Next" w:cs="Avenir Next" w:eastAsia="Avenir Next"/>
-                <w:color w:val="1A1A1A"/>
-                <w:sz w:val="18"/>
+              <w:t xml:space="preserve">Combine like terms by adding or subtracting coefficients: 4</w:t>
+            </w:r>
+            <w:r>
+              <w:rPr>
+                <w:rFonts w:ascii="Avenir Next" w:hAnsi="Avenir Next" w:cs="Avenir Next" w:eastAsia="Avenir Next"/>
+                <w:i/>
+                <w:color w:val="1A1A1A"/>
+                <w:sz w:val="22"/>
                 <w:szCs w:val="18"/>
               </w:rPr>
-              <w:t xml:space="preserve">Combine like terms by adding or subtracting coefficients: 4</w:t>
+              <w:t xml:space="preserve">x</w:t>
+            </w:r>
+            <w:r>
+              <w:rPr>
+                <w:rFonts w:ascii="Avenir Next" w:hAnsi="Avenir Next" w:cs="Avenir Next" w:eastAsia="Avenir Next"/>
+                <w:color w:val="1A1A1A"/>
+                <w:sz w:val="22"/>
+                <w:szCs w:val="18"/>
+              </w:rPr>
+              <w:t xml:space="preserve"> + 9</w:t>
             </w:r>
             <w:r>
               <w:rPr>
                 <w:rFonts w:ascii="Avenir Next" w:hAnsi="Avenir Next" w:cs="Avenir Next" w:eastAsia="Avenir Next"/>
                 <w:i/>
                 <w:color w:val="1A1A1A"/>
-                <w:sz w:val="18"/>
+                <w:sz w:val="22"/>
                 <w:szCs w:val="18"/>
               </w:rPr>
               <w:t xml:space="preserve">x</w:t>
@@ -326,17 +347,17 @@
               <w:rPr>
                 <w:rFonts w:ascii="Avenir Next" w:hAnsi="Avenir Next" w:cs="Avenir Next" w:eastAsia="Avenir Next"/>
                 <w:color w:val="1A1A1A"/>
-                <w:sz w:val="18"/>
+                <w:sz w:val="22"/>
                 <w:szCs w:val="18"/>
               </w:rPr>
-              <w:t xml:space="preserve"> + 9</w:t>
+              <w:t xml:space="preserve"> = 13</w:t>
             </w:r>
             <w:r>
               <w:rPr>
                 <w:rFonts w:ascii="Avenir Next" w:hAnsi="Avenir Next" w:cs="Avenir Next" w:eastAsia="Avenir Next"/>
                 <w:i/>
                 <w:color w:val="1A1A1A"/>
-                <w:sz w:val="18"/>
+                <w:sz w:val="22"/>
                 <w:szCs w:val="18"/>
               </w:rPr>
               <w:t xml:space="preserve">x</w:t>
@@ -345,17 +366,17 @@
               <w:rPr>
                 <w:rFonts w:ascii="Avenir Next" w:hAnsi="Avenir Next" w:cs="Avenir Next" w:eastAsia="Avenir Next"/>
                 <w:color w:val="1A1A1A"/>
-                <w:sz w:val="18"/>
+                <w:sz w:val="22"/>
                 <w:szCs w:val="18"/>
               </w:rPr>
-              <w:t xml:space="preserve"> = 13</w:t>
+              <w:t xml:space="preserve">. A lone </w:t>
             </w:r>
             <w:r>
               <w:rPr>
                 <w:rFonts w:ascii="Avenir Next" w:hAnsi="Avenir Next" w:cs="Avenir Next" w:eastAsia="Avenir Next"/>
                 <w:i/>
                 <w:color w:val="1A1A1A"/>
-                <w:sz w:val="18"/>
+                <w:sz w:val="22"/>
                 <w:szCs w:val="18"/>
               </w:rPr>
               <w:t xml:space="preserve">x</w:t>
@@ -364,17 +385,17 @@
               <w:rPr>
                 <w:rFonts w:ascii="Avenir Next" w:hAnsi="Avenir Next" w:cs="Avenir Next" w:eastAsia="Avenir Next"/>
                 <w:color w:val="1A1A1A"/>
-                <w:sz w:val="18"/>
+                <w:sz w:val="22"/>
                 <w:szCs w:val="18"/>
               </w:rPr>
-              <w:t xml:space="preserve">. A lone </w:t>
+              <w:t xml:space="preserve"> is 1</w:t>
             </w:r>
             <w:r>
               <w:rPr>
                 <w:rFonts w:ascii="Avenir Next" w:hAnsi="Avenir Next" w:cs="Avenir Next" w:eastAsia="Avenir Next"/>
                 <w:i/>
                 <w:color w:val="1A1A1A"/>
-                <w:sz w:val="18"/>
+                <w:sz w:val="22"/>
                 <w:szCs w:val="18"/>
               </w:rPr>
               <w:t xml:space="preserve">x</w:t>
@@ -383,26 +404,7 @@
               <w:rPr>
                 <w:rFonts w:ascii="Avenir Next" w:hAnsi="Avenir Next" w:cs="Avenir Next" w:eastAsia="Avenir Next"/>
                 <w:color w:val="1A1A1A"/>
-                <w:sz w:val="18"/>
-                <w:szCs w:val="18"/>
-              </w:rPr>
-              <w:t xml:space="preserve"> is 1</w:t>
-            </w:r>
-            <w:r>
-              <w:rPr>
-                <w:rFonts w:ascii="Avenir Next" w:hAnsi="Avenir Next" w:cs="Avenir Next" w:eastAsia="Avenir Next"/>
-                <w:i/>
-                <w:color w:val="1A1A1A"/>
-                <w:sz w:val="18"/>
-                <w:szCs w:val="18"/>
-              </w:rPr>
-              <w:t xml:space="preserve">x</w:t>
-            </w:r>
-            <w:r>
-              <w:rPr>
-                <w:rFonts w:ascii="Avenir Next" w:hAnsi="Avenir Next" w:cs="Avenir Next" w:eastAsia="Avenir Next"/>
-                <w:color w:val="1A1A1A"/>
-                <w:sz w:val="18"/>
+                <w:sz w:val="22"/>
                 <w:szCs w:val="18"/>
               </w:rPr>
               <w:t xml:space="preserve">.</w:t>
@@ -421,44 +423,44 @@
                 <w:rFonts w:ascii="Avenir Next" w:hAnsi="Avenir Next" w:cs="Avenir Next" w:eastAsia="Avenir Next"/>
                 <w:b/>
                 <w:color w:val="003A70"/>
+                <w:sz w:val="22"/>
+                <w:szCs w:val="18"/>
+              </w:rPr>
+              <w:t xml:space="preserve">•</w:t>
+            </w:r>
+            <w:r>
+              <w:rPr>
+                <w:rFonts w:ascii="Avenir Next" w:hAnsi="Avenir Next" w:cs="Avenir Next" w:eastAsia="Avenir Next"/>
+                <w:color w:val="1A1A1A"/>
                 <w:sz w:val="18"/>
                 <w:szCs w:val="18"/>
               </w:rPr>
-              <w:t xml:space="preserve">•</w:t>
-            </w:r>
-            <w:r>
-              <w:rPr>
-                <w:rFonts w:ascii="Avenir Next" w:hAnsi="Avenir Next" w:cs="Avenir Next" w:eastAsia="Avenir Next"/>
-                <w:color w:val="1A1A1A"/>
-                <w:sz w:val="18"/>
+              <w:tab/>
+            </w:r>
+            <w:r>
+              <w:rPr>
+                <w:rFonts w:ascii="Avenir Next" w:hAnsi="Avenir Next" w:cs="Avenir Next" w:eastAsia="Avenir Next"/>
+                <w:color w:val="1A1A1A"/>
+                <w:sz w:val="22"/>
                 <w:szCs w:val="18"/>
               </w:rPr>
-              <w:tab/>
-            </w:r>
-            <w:r>
-              <w:rPr>
-                <w:rFonts w:ascii="Avenir Next" w:hAnsi="Avenir Next" w:cs="Avenir Next" w:eastAsia="Avenir Next"/>
-                <w:color w:val="1A1A1A"/>
-                <w:sz w:val="18"/>
+              <w:t xml:space="preserve">Expressions are </w:t>
+            </w:r>
+            <w:r>
+              <w:rPr>
+                <w:rFonts w:ascii="Avenir Next" w:hAnsi="Avenir Next" w:cs="Avenir Next" w:eastAsia="Avenir Next"/>
+                <w:b/>
+                <w:color w:val="1A1A1A"/>
+                <w:sz w:val="22"/>
                 <w:szCs w:val="18"/>
               </w:rPr>
-              <w:t xml:space="preserve">Expressions are </w:t>
-            </w:r>
-            <w:r>
-              <w:rPr>
-                <w:rFonts w:ascii="Avenir Next" w:hAnsi="Avenir Next" w:cs="Avenir Next" w:eastAsia="Avenir Next"/>
-                <w:b/>
-                <w:color w:val="1A1A1A"/>
-                <w:sz w:val="18"/>
-                <w:szCs w:val="18"/>
-              </w:rPr>
               <w:t xml:space="preserve">equivalent</w:t>
             </w:r>
             <w:r>
               <w:rPr>
                 <w:rFonts w:ascii="Avenir Next" w:hAnsi="Avenir Next" w:cs="Avenir Next" w:eastAsia="Avenir Next"/>
                 <w:color w:val="1A1A1A"/>
-                <w:sz w:val="18"/>
+                <w:sz w:val="22"/>
                 <w:szCs w:val="18"/>
               </w:rPr>
               <w:t xml:space="preserve"> if they simplify to the same expression.</w:t>
@@ -473,6 +475,7 @@
           </w:tcPr>
           <w:p>
             <w:pPr>
+              <w:pStyle w:val="Heading2"/>
               <w:spacing w:before="0" w:after="40" w:line="264" w:lineRule="auto"/>
             </w:pPr>
             <w:r>
@@ -495,7 +498,7 @@
               <w:rPr>
                 <w:rFonts w:ascii="Avenir Next" w:hAnsi="Avenir Next" w:cs="Avenir Next" w:eastAsia="Avenir Next"/>
                 <w:color w:val="1A1A1A"/>
-                <w:sz w:val="17"/>
+                <w:sz w:val="22"/>
                 <w:szCs w:val="17"/>
               </w:rPr>
               <w:t xml:space="preserve">Are 5</w:t>
@@ -505,7 +508,7 @@
                 <w:rFonts w:ascii="Avenir Next" w:hAnsi="Avenir Next" w:cs="Avenir Next" w:eastAsia="Avenir Next"/>
                 <w:i/>
                 <w:color w:val="1A1A1A"/>
-                <w:sz w:val="17"/>
+                <w:sz w:val="22"/>
                 <w:szCs w:val="17"/>
               </w:rPr>
               <w:t xml:space="preserve">m</w:t>
@@ -514,7 +517,7 @@
               <w:rPr>
                 <w:rFonts w:ascii="Avenir Next" w:hAnsi="Avenir Next" w:cs="Avenir Next" w:eastAsia="Avenir Next"/>
                 <w:color w:val="1A1A1A"/>
-                <w:sz w:val="17"/>
+                <w:sz w:val="22"/>
                 <w:szCs w:val="17"/>
               </w:rPr>
               <w:t xml:space="preserve"> + 8 + 2</w:t>
@@ -524,7 +527,7 @@
                 <w:rFonts w:ascii="Avenir Next" w:hAnsi="Avenir Next" w:cs="Avenir Next" w:eastAsia="Avenir Next"/>
                 <w:i/>
                 <w:color w:val="1A1A1A"/>
-                <w:sz w:val="17"/>
+                <w:sz w:val="22"/>
                 <w:szCs w:val="17"/>
               </w:rPr>
               <w:t xml:space="preserve">m</w:t>
@@ -533,7 +536,7 @@
               <w:rPr>
                 <w:rFonts w:ascii="Avenir Next" w:hAnsi="Avenir Next" w:cs="Avenir Next" w:eastAsia="Avenir Next"/>
                 <w:color w:val="1A1A1A"/>
-                <w:sz w:val="17"/>
+                <w:sz w:val="22"/>
                 <w:szCs w:val="17"/>
               </w:rPr>
               <w:t xml:space="preserve"> − 3 and 7</w:t>
@@ -543,7 +546,7 @@
                 <w:rFonts w:ascii="Avenir Next" w:hAnsi="Avenir Next" w:cs="Avenir Next" w:eastAsia="Avenir Next"/>
                 <w:i/>
                 <w:color w:val="1A1A1A"/>
-                <w:sz w:val="17"/>
+                <w:sz w:val="22"/>
                 <w:szCs w:val="17"/>
               </w:rPr>
               <w:t xml:space="preserve">m</w:t>
@@ -552,7 +555,7 @@
               <w:rPr>
                 <w:rFonts w:ascii="Avenir Next" w:hAnsi="Avenir Next" w:cs="Avenir Next" w:eastAsia="Avenir Next"/>
                 <w:color w:val="1A1A1A"/>
-                <w:sz w:val="17"/>
+                <w:sz w:val="22"/>
                 <w:szCs w:val="17"/>
               </w:rPr>
               <w:t xml:space="preserve"> + 5 equivalent?</w:t>
@@ -571,35 +574,54 @@
                 <w:rFonts w:ascii="Avenir Next" w:hAnsi="Avenir Next" w:cs="Avenir Next" w:eastAsia="Avenir Next"/>
                 <w:b/>
                 <w:color w:val="003A70"/>
+                <w:sz w:val="22"/>
+                <w:szCs w:val="17"/>
+              </w:rPr>
+              <w:t xml:space="preserve">Step 1</w:t>
+            </w:r>
+            <w:r>
+              <w:rPr>
+                <w:rFonts w:ascii="Avenir Next" w:hAnsi="Avenir Next" w:cs="Avenir Next" w:eastAsia="Avenir Next"/>
+                <w:color w:val="1A1A1A"/>
                 <w:sz w:val="17"/>
                 <w:szCs w:val="17"/>
               </w:rPr>
-              <w:t xml:space="preserve">Step 1</w:t>
-            </w:r>
-            <w:r>
-              <w:rPr>
-                <w:rFonts w:ascii="Avenir Next" w:hAnsi="Avenir Next" w:cs="Avenir Next" w:eastAsia="Avenir Next"/>
-                <w:color w:val="1A1A1A"/>
-                <w:sz w:val="17"/>
+              <w:tab/>
+            </w:r>
+            <w:r>
+              <w:rPr>
+                <w:rFonts w:ascii="Avenir Next" w:hAnsi="Avenir Next" w:cs="Avenir Next" w:eastAsia="Avenir Next"/>
+                <w:color w:val="1A1A1A"/>
+                <w:sz w:val="22"/>
                 <w:szCs w:val="17"/>
               </w:rPr>
-              <w:tab/>
-            </w:r>
-            <w:r>
-              <w:rPr>
-                <w:rFonts w:ascii="Avenir Next" w:hAnsi="Avenir Next" w:cs="Avenir Next" w:eastAsia="Avenir Next"/>
-                <w:color w:val="1A1A1A"/>
-                <w:sz w:val="17"/>
+              <w:t xml:space="preserve">Combine the </w:t>
+            </w:r>
+            <w:r>
+              <w:rPr>
+                <w:rFonts w:ascii="Avenir Next" w:hAnsi="Avenir Next" w:cs="Avenir Next" w:eastAsia="Avenir Next"/>
+                <w:i/>
+                <w:color w:val="1A1A1A"/>
+                <w:sz w:val="22"/>
                 <w:szCs w:val="17"/>
               </w:rPr>
-              <w:t xml:space="preserve">Combine the </w:t>
+              <w:t xml:space="preserve">m</w:t>
+            </w:r>
+            <w:r>
+              <w:rPr>
+                <w:rFonts w:ascii="Avenir Next" w:hAnsi="Avenir Next" w:cs="Avenir Next" w:eastAsia="Avenir Next"/>
+                <w:color w:val="1A1A1A"/>
+                <w:sz w:val="22"/>
+                <w:szCs w:val="17"/>
+              </w:rPr>
+              <w:t xml:space="preserve"> terms: 5</w:t>
             </w:r>
             <w:r>
               <w:rPr>
                 <w:rFonts w:ascii="Avenir Next" w:hAnsi="Avenir Next" w:cs="Avenir Next" w:eastAsia="Avenir Next"/>
                 <w:i/>
                 <w:color w:val="1A1A1A"/>
-                <w:sz w:val="17"/>
+                <w:sz w:val="22"/>
                 <w:szCs w:val="17"/>
               </w:rPr>
               <w:t xml:space="preserve">m</w:t>
@@ -608,17 +630,17 @@
               <w:rPr>
                 <w:rFonts w:ascii="Avenir Next" w:hAnsi="Avenir Next" w:cs="Avenir Next" w:eastAsia="Avenir Next"/>
                 <w:color w:val="1A1A1A"/>
-                <w:sz w:val="17"/>
+                <w:sz w:val="22"/>
                 <w:szCs w:val="17"/>
               </w:rPr>
-              <w:t xml:space="preserve"> terms: 5</w:t>
+              <w:t xml:space="preserve"> + 2</w:t>
             </w:r>
             <w:r>
               <w:rPr>
                 <w:rFonts w:ascii="Avenir Next" w:hAnsi="Avenir Next" w:cs="Avenir Next" w:eastAsia="Avenir Next"/>
                 <w:i/>
                 <w:color w:val="1A1A1A"/>
-                <w:sz w:val="17"/>
+                <w:sz w:val="22"/>
                 <w:szCs w:val="17"/>
               </w:rPr>
               <w:t xml:space="preserve">m</w:t>
@@ -627,36 +649,17 @@
               <w:rPr>
                 <w:rFonts w:ascii="Avenir Next" w:hAnsi="Avenir Next" w:cs="Avenir Next" w:eastAsia="Avenir Next"/>
                 <w:color w:val="1A1A1A"/>
-                <w:sz w:val="17"/>
+                <w:sz w:val="22"/>
                 <w:szCs w:val="17"/>
               </w:rPr>
-              <w:t xml:space="preserve"> + 2</w:t>
+              <w:t xml:space="preserve"> = 7</w:t>
             </w:r>
             <w:r>
               <w:rPr>
                 <w:rFonts w:ascii="Avenir Next" w:hAnsi="Avenir Next" w:cs="Avenir Next" w:eastAsia="Avenir Next"/>
                 <w:i/>
                 <w:color w:val="1A1A1A"/>
-                <w:sz w:val="17"/>
-                <w:szCs w:val="17"/>
-              </w:rPr>
-              <w:t xml:space="preserve">m</w:t>
-            </w:r>
-            <w:r>
-              <w:rPr>
-                <w:rFonts w:ascii="Avenir Next" w:hAnsi="Avenir Next" w:cs="Avenir Next" w:eastAsia="Avenir Next"/>
-                <w:color w:val="1A1A1A"/>
-                <w:sz w:val="17"/>
-                <w:szCs w:val="17"/>
-              </w:rPr>
-              <w:t xml:space="preserve"> = 7</w:t>
-            </w:r>
-            <w:r>
-              <w:rPr>
-                <w:rFonts w:ascii="Avenir Next" w:hAnsi="Avenir Next" w:cs="Avenir Next" w:eastAsia="Avenir Next"/>
-                <w:i/>
-                <w:color w:val="1A1A1A"/>
-                <w:sz w:val="17"/>
+                <w:sz w:val="22"/>
                 <w:szCs w:val="17"/>
               </w:rPr>
               <w:t xml:space="preserve">m</w:t>
@@ -675,25 +678,25 @@
                 <w:rFonts w:ascii="Avenir Next" w:hAnsi="Avenir Next" w:cs="Avenir Next" w:eastAsia="Avenir Next"/>
                 <w:b/>
                 <w:color w:val="003A70"/>
+                <w:sz w:val="22"/>
+                <w:szCs w:val="17"/>
+              </w:rPr>
+              <w:t xml:space="preserve">Step 2</w:t>
+            </w:r>
+            <w:r>
+              <w:rPr>
+                <w:rFonts w:ascii="Avenir Next" w:hAnsi="Avenir Next" w:cs="Avenir Next" w:eastAsia="Avenir Next"/>
+                <w:color w:val="1A1A1A"/>
                 <w:sz w:val="17"/>
                 <w:szCs w:val="17"/>
               </w:rPr>
-              <w:t xml:space="preserve">Step 2</w:t>
-            </w:r>
-            <w:r>
-              <w:rPr>
-                <w:rFonts w:ascii="Avenir Next" w:hAnsi="Avenir Next" w:cs="Avenir Next" w:eastAsia="Avenir Next"/>
-                <w:color w:val="1A1A1A"/>
-                <w:sz w:val="17"/>
-                <w:szCs w:val="17"/>
-              </w:rPr>
               <w:tab/>
             </w:r>
             <w:r>
               <w:rPr>
                 <w:rFonts w:ascii="Avenir Next" w:hAnsi="Avenir Next" w:cs="Avenir Next" w:eastAsia="Avenir Next"/>
                 <w:color w:val="1A1A1A"/>
-                <w:sz w:val="17"/>
+                <w:sz w:val="22"/>
                 <w:szCs w:val="17"/>
               </w:rPr>
               <w:t xml:space="preserve">Combine the constants: 8 − 3 = 5</w:t>
@@ -712,44 +715,44 @@
                 <w:rFonts w:ascii="Avenir Next" w:hAnsi="Avenir Next" w:cs="Avenir Next" w:eastAsia="Avenir Next"/>
                 <w:b/>
                 <w:color w:val="003A70"/>
+                <w:sz w:val="22"/>
+                <w:szCs w:val="17"/>
+              </w:rPr>
+              <w:t xml:space="preserve">Step 3</w:t>
+            </w:r>
+            <w:r>
+              <w:rPr>
+                <w:rFonts w:ascii="Avenir Next" w:hAnsi="Avenir Next" w:cs="Avenir Next" w:eastAsia="Avenir Next"/>
+                <w:color w:val="1A1A1A"/>
                 <w:sz w:val="17"/>
                 <w:szCs w:val="17"/>
               </w:rPr>
-              <w:t xml:space="preserve">Step 3</w:t>
-            </w:r>
-            <w:r>
-              <w:rPr>
-                <w:rFonts w:ascii="Avenir Next" w:hAnsi="Avenir Next" w:cs="Avenir Next" w:eastAsia="Avenir Next"/>
-                <w:color w:val="1A1A1A"/>
-                <w:sz w:val="17"/>
+              <w:tab/>
+            </w:r>
+            <w:r>
+              <w:rPr>
+                <w:rFonts w:ascii="Avenir Next" w:hAnsi="Avenir Next" w:cs="Avenir Next" w:eastAsia="Avenir Next"/>
+                <w:color w:val="1A1A1A"/>
+                <w:sz w:val="22"/>
                 <w:szCs w:val="17"/>
               </w:rPr>
-              <w:tab/>
-            </w:r>
-            <w:r>
-              <w:rPr>
-                <w:rFonts w:ascii="Avenir Next" w:hAnsi="Avenir Next" w:cs="Avenir Next" w:eastAsia="Avenir Next"/>
-                <w:color w:val="1A1A1A"/>
-                <w:sz w:val="17"/>
+              <w:t xml:space="preserve">The first simplifies to 7</w:t>
+            </w:r>
+            <w:r>
+              <w:rPr>
+                <w:rFonts w:ascii="Avenir Next" w:hAnsi="Avenir Next" w:cs="Avenir Next" w:eastAsia="Avenir Next"/>
+                <w:i/>
+                <w:color w:val="1A1A1A"/>
+                <w:sz w:val="22"/>
                 <w:szCs w:val="17"/>
               </w:rPr>
-              <w:t xml:space="preserve">The first simplifies to 7</w:t>
-            </w:r>
-            <w:r>
-              <w:rPr>
-                <w:rFonts w:ascii="Avenir Next" w:hAnsi="Avenir Next" w:cs="Avenir Next" w:eastAsia="Avenir Next"/>
-                <w:i/>
-                <w:color w:val="1A1A1A"/>
-                <w:sz w:val="17"/>
-                <w:szCs w:val="17"/>
-              </w:rPr>
               <w:t xml:space="preserve">m</w:t>
             </w:r>
             <w:r>
               <w:rPr>
                 <w:rFonts w:ascii="Avenir Next" w:hAnsi="Avenir Next" w:cs="Avenir Next" w:eastAsia="Avenir Next"/>
                 <w:color w:val="1A1A1A"/>
-                <w:sz w:val="17"/>
+                <w:sz w:val="22"/>
                 <w:szCs w:val="17"/>
               </w:rPr>
               <w:t xml:space="preserve"> + 5, the same as the second.</w:t>
@@ -768,18 +771,18 @@
                 <w:rFonts w:ascii="Avenir Next" w:hAnsi="Avenir Next" w:cs="Avenir Next" w:eastAsia="Avenir Next"/>
                 <w:b/>
                 <w:color w:val="1A1A1A"/>
+                <w:sz w:val="22"/>
+                <w:szCs w:val="17"/>
+              </w:rPr>
+              <w:t xml:space="preserve">Answer</w:t>
+            </w:r>
+            <w:r>
+              <w:rPr>
+                <w:rFonts w:ascii="Avenir Next" w:hAnsi="Avenir Next" w:cs="Avenir Next" w:eastAsia="Avenir Next"/>
+                <w:color w:val="1A1A1A"/>
                 <w:sz w:val="17"/>
                 <w:szCs w:val="17"/>
               </w:rPr>
-              <w:t xml:space="preserve">Answer</w:t>
-            </w:r>
-            <w:r>
-              <w:rPr>
-                <w:rFonts w:ascii="Avenir Next" w:hAnsi="Avenir Next" w:cs="Avenir Next" w:eastAsia="Avenir Next"/>
-                <w:color w:val="1A1A1A"/>
-                <w:sz w:val="17"/>
-                <w:szCs w:val="17"/>
-              </w:rPr>
               <w:tab/>
             </w:r>
             <w:r>
@@ -787,7 +790,7 @@
                 <w:rFonts w:ascii="Avenir Next" w:hAnsi="Avenir Next" w:cs="Avenir Next" w:eastAsia="Avenir Next"/>
                 <w:b/>
                 <w:color w:val="1A1A1A"/>
-                <w:sz w:val="17"/>
+                <w:sz w:val="22"/>
                 <w:szCs w:val="17"/>
               </w:rPr>
               <w:t xml:space="preserve">Yes, they are equivalent.</w:t>
@@ -837,6 +840,7 @@
           </w:tcPr>
           <w:p>
             <w:pPr>
+              <w:pStyle w:val="Heading2"/>
               <w:spacing w:before="0" w:after="40" w:line="264" w:lineRule="auto"/>
             </w:pPr>
             <w:r>
@@ -860,7 +864,7 @@
                 <w:rFonts w:ascii="Avenir Next" w:hAnsi="Avenir Next" w:cs="Avenir Next" w:eastAsia="Avenir Next"/>
                 <w:b/>
                 <w:color w:val="1A1A1A"/>
-                <w:sz w:val="21"/>
+                <w:sz w:val="22"/>
                 <w:szCs w:val="21"/>
               </w:rPr>
               <w:t xml:space="preserve">like terms</w:t>
@@ -869,7 +873,7 @@
               <w:rPr>
                 <w:rFonts w:ascii="Avenir Next" w:hAnsi="Avenir Next" w:cs="Avenir Next" w:eastAsia="Avenir Next"/>
                 <w:color w:val="5A5F66"/>
-                <w:sz w:val="21"/>
+                <w:sz w:val="22"/>
                 <w:szCs w:val="21"/>
               </w:rPr>
               <w:t xml:space="preserve"> — </w:t>
@@ -878,7 +882,7 @@
               <w:rPr>
                 <w:rFonts w:ascii="Avenir Next" w:hAnsi="Avenir Next" w:cs="Avenir Next" w:eastAsia="Avenir Next"/>
                 <w:color w:val="1A1A1A"/>
-                <w:sz w:val="21"/>
+                <w:sz w:val="22"/>
                 <w:szCs w:val="21"/>
               </w:rPr>
               <w:t xml:space="preserve">terms with the same letter part, like 4x and 9x</w:t>
@@ -893,7 +897,7 @@
                 <w:rFonts w:ascii="Avenir Next" w:hAnsi="Avenir Next" w:cs="Avenir Next" w:eastAsia="Avenir Next"/>
                 <w:b/>
                 <w:color w:val="1A1A1A"/>
-                <w:sz w:val="21"/>
+                <w:sz w:val="22"/>
                 <w:szCs w:val="21"/>
               </w:rPr>
               <w:t xml:space="preserve">coefficient</w:t>
@@ -902,7 +906,7 @@
               <w:rPr>
                 <w:rFonts w:ascii="Avenir Next" w:hAnsi="Avenir Next" w:cs="Avenir Next" w:eastAsia="Avenir Next"/>
                 <w:color w:val="5A5F66"/>
-                <w:sz w:val="21"/>
+                <w:sz w:val="22"/>
                 <w:szCs w:val="21"/>
               </w:rPr>
               <w:t xml:space="preserve"> — </w:t>
@@ -911,7 +915,7 @@
               <w:rPr>
                 <w:rFonts w:ascii="Avenir Next" w:hAnsi="Avenir Next" w:cs="Avenir Next" w:eastAsia="Avenir Next"/>
                 <w:color w:val="1A1A1A"/>
-                <w:sz w:val="21"/>
+                <w:sz w:val="22"/>
                 <w:szCs w:val="21"/>
               </w:rPr>
               <w:t xml:space="preserve">the number in front of the letter</w:t>
@@ -937,7 +941,7 @@
                 <w:rFonts w:ascii="Avenir Next" w:hAnsi="Avenir Next" w:cs="Avenir Next" w:eastAsia="Avenir Next"/>
                 <w:b/>
                 <w:color w:val="1A1A1A"/>
-                <w:sz w:val="21"/>
+                <w:sz w:val="22"/>
                 <w:szCs w:val="21"/>
               </w:rPr>
               <w:t xml:space="preserve">constant</w:t>
@@ -946,7 +950,7 @@
               <w:rPr>
                 <w:rFonts w:ascii="Avenir Next" w:hAnsi="Avenir Next" w:cs="Avenir Next" w:eastAsia="Avenir Next"/>
                 <w:color w:val="5A5F66"/>
-                <w:sz w:val="21"/>
+                <w:sz w:val="22"/>
                 <w:szCs w:val="21"/>
               </w:rPr>
               <w:t xml:space="preserve"> — </w:t>
@@ -955,7 +959,7 @@
               <w:rPr>
                 <w:rFonts w:ascii="Avenir Next" w:hAnsi="Avenir Next" w:cs="Avenir Next" w:eastAsia="Avenir Next"/>
                 <w:color w:val="1A1A1A"/>
-                <w:sz w:val="21"/>
+                <w:sz w:val="22"/>
                 <w:szCs w:val="21"/>
               </w:rPr>
               <w:t xml:space="preserve">a number with no letter</w:t>
@@ -970,7 +974,7 @@
                 <w:rFonts w:ascii="Avenir Next" w:hAnsi="Avenir Next" w:cs="Avenir Next" w:eastAsia="Avenir Next"/>
                 <w:b/>
                 <w:color w:val="1A1A1A"/>
-                <w:sz w:val="21"/>
+                <w:sz w:val="22"/>
                 <w:szCs w:val="21"/>
               </w:rPr>
               <w:t xml:space="preserve">simplify</w:t>
@@ -979,7 +983,7 @@
               <w:rPr>
                 <w:rFonts w:ascii="Avenir Next" w:hAnsi="Avenir Next" w:cs="Avenir Next" w:eastAsia="Avenir Next"/>
                 <w:color w:val="5A5F66"/>
-                <w:sz w:val="21"/>
+                <w:sz w:val="22"/>
                 <w:szCs w:val="21"/>
               </w:rPr>
               <w:t xml:space="preserve"> — </w:t>
@@ -988,7 +992,7 @@
               <w:rPr>
                 <w:rFonts w:ascii="Avenir Next" w:hAnsi="Avenir Next" w:cs="Avenir Next" w:eastAsia="Avenir Next"/>
                 <w:color w:val="1A1A1A"/>
-                <w:sz w:val="21"/>
+                <w:sz w:val="22"/>
                 <w:szCs w:val="21"/>
               </w:rPr>
               <w:t xml:space="preserve">write it in a shorter way</w:t>
@@ -999,6 +1003,7 @@
     </w:tbl>
     <w:p>
       <w:pPr>
+        <w:pStyle w:val="Heading2"/>
         <w:keepNext/>
         <w:pBdr>
           <w:bottom w:val="single" w:sz="8" w:space="3" w:color="003A70"/>
@@ -1014,7 +1019,7 @@
           <w:b/>
           <w:color w:val="003A70"/>
           <w:spacing w:val="14"/>
-          <w:sz w:val="21"/>
+          <w:sz w:val="22"/>
           <w:szCs w:val="21"/>
         </w:rPr>
         <w:t xml:space="preserve">PRACTICE</w:t>
@@ -1033,7 +1038,7 @@
           <w:rFonts w:ascii="Avenir Next" w:hAnsi="Avenir Next" w:cs="Avenir Next" w:eastAsia="Avenir Next"/>
           <w:i/>
           <w:color w:val="5A5F66"/>
-          <w:sz w:val="17"/>
+          <w:sz w:val="22"/>
           <w:szCs w:val="17"/>
         </w:rPr>
         <w:t xml:space="preserve">show your work · label units</w:t>
@@ -2104,25 +2109,25 @@
                       <w:rFonts w:ascii="Avenir Next" w:hAnsi="Avenir Next" w:cs="Avenir Next" w:eastAsia="Avenir Next"/>
                       <w:b/>
                       <w:color w:val="003A70"/>
+                      <w:sz w:val="22"/>
+                      <w:szCs w:val="18"/>
+                    </w:rPr>
+                    <w:t xml:space="preserve">Step 1</w:t>
+                  </w:r>
+                  <w:r>
+                    <w:rPr>
+                      <w:rFonts w:ascii="Avenir Next" w:hAnsi="Avenir Next" w:cs="Avenir Next" w:eastAsia="Avenir Next"/>
+                      <w:color w:val="1A1A1A"/>
                       <w:sz w:val="18"/>
                       <w:szCs w:val="18"/>
                     </w:rPr>
-                    <w:t xml:space="preserve">Step 1</w:t>
-                  </w:r>
-                  <w:r>
-                    <w:rPr>
-                      <w:rFonts w:ascii="Avenir Next" w:hAnsi="Avenir Next" w:cs="Avenir Next" w:eastAsia="Avenir Next"/>
-                      <w:color w:val="1A1A1A"/>
-                      <w:sz w:val="18"/>
-                      <w:szCs w:val="18"/>
-                    </w:rPr>
                     <w:tab/>
                   </w:r>
                   <w:r>
                     <w:rPr>
                       <w:rFonts w:ascii="Avenir Next" w:hAnsi="Avenir Next" w:cs="Avenir Next" w:eastAsia="Avenir Next"/>
                       <w:color w:val="1A1A1A"/>
-                      <w:sz w:val="21"/>
+                      <w:sz w:val="22"/>
                       <w:szCs w:val="21"/>
                     </w:rPr>
                     <w:t xml:space="preserve">Add all three side lengths.</w:t>
@@ -2142,25 +2147,25 @@
                       <w:rFonts w:ascii="Avenir Next" w:hAnsi="Avenir Next" w:cs="Avenir Next" w:eastAsia="Avenir Next"/>
                       <w:b/>
                       <w:color w:val="003A70"/>
+                      <w:sz w:val="22"/>
+                      <w:szCs w:val="18"/>
+                    </w:rPr>
+                    <w:t xml:space="preserve">Step 2</w:t>
+                  </w:r>
+                  <w:r>
+                    <w:rPr>
+                      <w:rFonts w:ascii="Avenir Next" w:hAnsi="Avenir Next" w:cs="Avenir Next" w:eastAsia="Avenir Next"/>
+                      <w:color w:val="1A1A1A"/>
                       <w:sz w:val="18"/>
                       <w:szCs w:val="18"/>
                     </w:rPr>
-                    <w:t xml:space="preserve">Step 2</w:t>
-                  </w:r>
-                  <w:r>
-                    <w:rPr>
-                      <w:rFonts w:ascii="Avenir Next" w:hAnsi="Avenir Next" w:cs="Avenir Next" w:eastAsia="Avenir Next"/>
-                      <w:color w:val="1A1A1A"/>
-                      <w:sz w:val="18"/>
-                      <w:szCs w:val="18"/>
-                    </w:rPr>
                     <w:tab/>
                   </w:r>
                   <w:r>
                     <w:rPr>
                       <w:rFonts w:ascii="Avenir Next" w:hAnsi="Avenir Next" w:cs="Avenir Next" w:eastAsia="Avenir Next"/>
                       <w:color w:val="1A1A1A"/>
-                      <w:sz w:val="21"/>
+                      <w:sz w:val="22"/>
                       <w:szCs w:val="21"/>
                     </w:rPr>
                     <w:t xml:space="preserve">Combine the </w:t>
@@ -2170,7 +2175,7 @@
                       <w:rFonts w:ascii="Avenir Next" w:hAnsi="Avenir Next" w:cs="Avenir Next" w:eastAsia="Avenir Next"/>
                       <w:i/>
                       <w:color w:val="1A1A1A"/>
-                      <w:sz w:val="21"/>
+                      <w:sz w:val="22"/>
                       <w:szCs w:val="21"/>
                     </w:rPr>
                     <w:t xml:space="preserve">x</w:t>
@@ -2179,7 +2184,7 @@
                     <w:rPr>
                       <w:rFonts w:ascii="Avenir Next" w:hAnsi="Avenir Next" w:cs="Avenir Next" w:eastAsia="Avenir Next"/>
                       <w:color w:val="1A1A1A"/>
-                      <w:sz w:val="21"/>
+                      <w:sz w:val="22"/>
                       <w:szCs w:val="21"/>
                     </w:rPr>
                     <w:t xml:space="preserve"> terms, then the numbers.</w:t>
@@ -2256,25 +2261,25 @@
                       <w:rFonts w:ascii="Avenir Next" w:hAnsi="Avenir Next" w:cs="Avenir Next" w:eastAsia="Avenir Next"/>
                       <w:b/>
                       <w:color w:val="1A1A1A"/>
+                      <w:sz w:val="22"/>
+                      <w:szCs w:val="18"/>
+                    </w:rPr>
+                    <w:t xml:space="preserve">Answer</w:t>
+                  </w:r>
+                  <w:r>
+                    <w:rPr>
+                      <w:rFonts w:ascii="Avenir Next" w:hAnsi="Avenir Next" w:cs="Avenir Next" w:eastAsia="Avenir Next"/>
+                      <w:color w:val="1A1A1A"/>
                       <w:sz w:val="18"/>
                       <w:szCs w:val="18"/>
                     </w:rPr>
-                    <w:t xml:space="preserve">Answer</w:t>
-                  </w:r>
-                  <w:r>
-                    <w:rPr>
-                      <w:rFonts w:ascii="Avenir Next" w:hAnsi="Avenir Next" w:cs="Avenir Next" w:eastAsia="Avenir Next"/>
-                      <w:color w:val="1A1A1A"/>
-                      <w:sz w:val="18"/>
-                      <w:szCs w:val="18"/>
-                    </w:rPr>
                     <w:tab/>
                   </w:r>
                   <w:r>
                     <w:rPr>
                       <w:rFonts w:ascii="Avenir Next" w:hAnsi="Avenir Next" w:cs="Avenir Next" w:eastAsia="Avenir Next"/>
                       <w:color w:val="1A1A1A"/>
-                      <w:sz w:val="18"/>
+                      <w:sz w:val="22"/>
                       <w:szCs w:val="18"/>
                     </w:rPr>
                     <w:t xml:space="preserve">  cm</w:t>
@@ -2295,7 +2300,7 @@
                     <w:drawing>
                       <wp:inline distT="0" distB="0" distL="0" distR="0">
                         <wp:extent cx="1645920" cy="977319"/>
-                        <wp:docPr id="1" name="Figure 1"/>
+                        <wp:docPr id="1" name="Figure 1" descr="Polygon. Labels: 0, 2x, 1, x + 4, 2, x + 1. Vertices: 0, 0, 4, 0, 1.5, 2.5."/>
                         <a:graphic xmlns:a="http://schemas.openxmlformats.org/drawingml/2006/main">
                           <a:graphicData uri="http://schemas.openxmlformats.org/drawingml/2006/picture">
                             <pic:pic xmlns:pic="http://schemas.openxmlformats.org/drawingml/2006/picture">
@@ -2498,25 +2503,25 @@
                 <w:rFonts w:ascii="Avenir Next" w:hAnsi="Avenir Next" w:cs="Avenir Next" w:eastAsia="Avenir Next"/>
                 <w:b/>
                 <w:color w:val="003A70"/>
+                <w:sz w:val="22"/>
+                <w:szCs w:val="18"/>
+              </w:rPr>
+              <w:t xml:space="preserve">Step 1</w:t>
+            </w:r>
+            <w:r>
+              <w:rPr>
+                <w:rFonts w:ascii="Avenir Next" w:hAnsi="Avenir Next" w:cs="Avenir Next" w:eastAsia="Avenir Next"/>
+                <w:color w:val="1A1A1A"/>
                 <w:sz w:val="18"/>
                 <w:szCs w:val="18"/>
               </w:rPr>
-              <w:t xml:space="preserve">Step 1</w:t>
-            </w:r>
-            <w:r>
-              <w:rPr>
-                <w:rFonts w:ascii="Avenir Next" w:hAnsi="Avenir Next" w:cs="Avenir Next" w:eastAsia="Avenir Next"/>
-                <w:color w:val="1A1A1A"/>
-                <w:sz w:val="18"/>
-                <w:szCs w:val="18"/>
-              </w:rPr>
               <w:tab/>
             </w:r>
             <w:r>
               <w:rPr>
                 <w:rFonts w:ascii="Avenir Next" w:hAnsi="Avenir Next" w:cs="Avenir Next" w:eastAsia="Avenir Next"/>
                 <w:color w:val="1A1A1A"/>
-                <w:sz w:val="21"/>
+                <w:sz w:val="22"/>
                 <w:szCs w:val="21"/>
               </w:rPr>
               <w:t xml:space="preserve">Simplify 3</w:t>
@@ -2526,7 +2531,7 @@
                 <w:rFonts w:ascii="Avenir Next" w:hAnsi="Avenir Next" w:cs="Avenir Next" w:eastAsia="Avenir Next"/>
                 <w:i/>
                 <w:color w:val="1A1A1A"/>
-                <w:sz w:val="21"/>
+                <w:sz w:val="22"/>
                 <w:szCs w:val="21"/>
               </w:rPr>
               <w:t xml:space="preserve">w</w:t>
@@ -2535,7 +2540,7 @@
               <w:rPr>
                 <w:rFonts w:ascii="Avenir Next" w:hAnsi="Avenir Next" w:cs="Avenir Next" w:eastAsia="Avenir Next"/>
                 <w:color w:val="1A1A1A"/>
-                <w:sz w:val="21"/>
+                <w:sz w:val="22"/>
                 <w:szCs w:val="21"/>
               </w:rPr>
               <w:t xml:space="preserve"> + 3</w:t>
@@ -2545,7 +2550,7 @@
                 <w:rFonts w:ascii="Avenir Next" w:hAnsi="Avenir Next" w:cs="Avenir Next" w:eastAsia="Avenir Next"/>
                 <w:i/>
                 <w:color w:val="1A1A1A"/>
-                <w:sz w:val="21"/>
+                <w:sz w:val="22"/>
                 <w:szCs w:val="21"/>
               </w:rPr>
               <w:t xml:space="preserve">w</w:t>
@@ -2554,7 +2559,7 @@
               <w:rPr>
                 <w:rFonts w:ascii="Avenir Next" w:hAnsi="Avenir Next" w:cs="Avenir Next" w:eastAsia="Avenir Next"/>
                 <w:color w:val="1A1A1A"/>
-                <w:sz w:val="21"/>
+                <w:sz w:val="22"/>
                 <w:szCs w:val="21"/>
               </w:rPr>
               <w:t xml:space="preserve">.</w:t>
@@ -2574,25 +2579,25 @@
                 <w:rFonts w:ascii="Avenir Next" w:hAnsi="Avenir Next" w:cs="Avenir Next" w:eastAsia="Avenir Next"/>
                 <w:b/>
                 <w:color w:val="003A70"/>
+                <w:sz w:val="22"/>
+                <w:szCs w:val="18"/>
+              </w:rPr>
+              <w:t xml:space="preserve">Step 2</w:t>
+            </w:r>
+            <w:r>
+              <w:rPr>
+                <w:rFonts w:ascii="Avenir Next" w:hAnsi="Avenir Next" w:cs="Avenir Next" w:eastAsia="Avenir Next"/>
+                <w:color w:val="1A1A1A"/>
                 <w:sz w:val="18"/>
                 <w:szCs w:val="18"/>
               </w:rPr>
-              <w:t xml:space="preserve">Step 2</w:t>
-            </w:r>
-            <w:r>
-              <w:rPr>
-                <w:rFonts w:ascii="Avenir Next" w:hAnsi="Avenir Next" w:cs="Avenir Next" w:eastAsia="Avenir Next"/>
-                <w:color w:val="1A1A1A"/>
-                <w:sz w:val="18"/>
-                <w:szCs w:val="18"/>
-              </w:rPr>
               <w:tab/>
             </w:r>
             <w:r>
               <w:rPr>
                 <w:rFonts w:ascii="Avenir Next" w:hAnsi="Avenir Next" w:cs="Avenir Next" w:eastAsia="Avenir Next"/>
                 <w:color w:val="1A1A1A"/>
-                <w:sz w:val="21"/>
+                <w:sz w:val="22"/>
                 <w:szCs w:val="21"/>
               </w:rPr>
               <w:t xml:space="preserve">Compare it with 6</w:t>
@@ -2602,7 +2607,7 @@
                 <w:rFonts w:ascii="Avenir Next" w:hAnsi="Avenir Next" w:cs="Avenir Next" w:eastAsia="Avenir Next"/>
                 <w:i/>
                 <w:color w:val="1A1A1A"/>
-                <w:sz w:val="21"/>
+                <w:sz w:val="22"/>
                 <w:szCs w:val="21"/>
               </w:rPr>
               <w:t xml:space="preserve">w</w:t>
@@ -2611,7 +2616,7 @@
               <w:rPr>
                 <w:rFonts w:ascii="Avenir Next" w:hAnsi="Avenir Next" w:cs="Avenir Next" w:eastAsia="Avenir Next"/>
                 <w:color w:val="1A1A1A"/>
-                <w:sz w:val="21"/>
+                <w:sz w:val="22"/>
                 <w:szCs w:val="21"/>
                 <w:vertAlign w:val="superscript"/>
               </w:rPr>
@@ -2621,7 +2626,7 @@
               <w:rPr>
                 <w:rFonts w:ascii="Avenir Next" w:hAnsi="Avenir Next" w:cs="Avenir Next" w:eastAsia="Avenir Next"/>
                 <w:color w:val="1A1A1A"/>
-                <w:sz w:val="21"/>
+                <w:sz w:val="22"/>
                 <w:szCs w:val="21"/>
               </w:rPr>
               <w:t xml:space="preserve">.</w:t>
@@ -2689,7 +2694,7 @@
                     <w:rPr>
                       <w:rFonts w:ascii="Avenir Next" w:hAnsi="Avenir Next" w:cs="Avenir Next" w:eastAsia="Avenir Next"/>
                       <w:color w:val="1A1A1A"/>
-                      <w:sz w:val="21"/>
+                      <w:sz w:val="22"/>
                       <w:szCs w:val="21"/>
                     </w:rPr>
                     <w:t xml:space="preserve">Yes</w:t>
@@ -2728,7 +2733,7 @@
                     <w:rPr>
                       <w:rFonts w:ascii="Avenir Next" w:hAnsi="Avenir Next" w:cs="Avenir Next" w:eastAsia="Avenir Next"/>
                       <w:color w:val="1A1A1A"/>
-                      <w:sz w:val="21"/>
+                      <w:sz w:val="22"/>
                       <w:szCs w:val="21"/>
                     </w:rPr>
                     <w:t xml:space="preserve">No</w:t>
@@ -2878,25 +2883,25 @@
                 <w:rFonts w:ascii="Avenir Next" w:hAnsi="Avenir Next" w:cs="Avenir Next" w:eastAsia="Avenir Next"/>
                 <w:b/>
                 <w:color w:val="003A70"/>
+                <w:sz w:val="22"/>
+                <w:szCs w:val="18"/>
+              </w:rPr>
+              <w:t xml:space="preserve">Step 1</w:t>
+            </w:r>
+            <w:r>
+              <w:rPr>
+                <w:rFonts w:ascii="Avenir Next" w:hAnsi="Avenir Next" w:cs="Avenir Next" w:eastAsia="Avenir Next"/>
+                <w:color w:val="1A1A1A"/>
                 <w:sz w:val="18"/>
                 <w:szCs w:val="18"/>
               </w:rPr>
-              <w:t xml:space="preserve">Step 1</w:t>
-            </w:r>
-            <w:r>
-              <w:rPr>
-                <w:rFonts w:ascii="Avenir Next" w:hAnsi="Avenir Next" w:cs="Avenir Next" w:eastAsia="Avenir Next"/>
-                <w:color w:val="1A1A1A"/>
-                <w:sz w:val="18"/>
-                <w:szCs w:val="18"/>
-              </w:rPr>
               <w:tab/>
             </w:r>
             <w:r>
               <w:rPr>
                 <w:rFonts w:ascii="Avenir Next" w:hAnsi="Avenir Next" w:cs="Avenir Next" w:eastAsia="Avenir Next"/>
                 <w:color w:val="1A1A1A"/>
-                <w:sz w:val="21"/>
+                <w:sz w:val="22"/>
                 <w:szCs w:val="21"/>
               </w:rPr>
               <w:t xml:space="preserve">Combine 5</w:t>
@@ -2906,7 +2911,7 @@
                 <w:rFonts w:ascii="Avenir Next" w:hAnsi="Avenir Next" w:cs="Avenir Next" w:eastAsia="Avenir Next"/>
                 <w:i/>
                 <w:color w:val="1A1A1A"/>
-                <w:sz w:val="21"/>
+                <w:sz w:val="22"/>
                 <w:szCs w:val="21"/>
               </w:rPr>
               <w:t xml:space="preserve">x</w:t>
@@ -2915,7 +2920,7 @@
               <w:rPr>
                 <w:rFonts w:ascii="Avenir Next" w:hAnsi="Avenir Next" w:cs="Avenir Next" w:eastAsia="Avenir Next"/>
                 <w:color w:val="1A1A1A"/>
-                <w:sz w:val="21"/>
+                <w:sz w:val="22"/>
                 <w:szCs w:val="21"/>
               </w:rPr>
               <w:t xml:space="preserve"> and 2</w:t>
@@ -2925,7 +2930,7 @@
                 <w:rFonts w:ascii="Avenir Next" w:hAnsi="Avenir Next" w:cs="Avenir Next" w:eastAsia="Avenir Next"/>
                 <w:i/>
                 <w:color w:val="1A1A1A"/>
-                <w:sz w:val="21"/>
+                <w:sz w:val="22"/>
                 <w:szCs w:val="21"/>
               </w:rPr>
               <w:t xml:space="preserve">x</w:t>
@@ -2934,7 +2939,7 @@
               <w:rPr>
                 <w:rFonts w:ascii="Avenir Next" w:hAnsi="Avenir Next" w:cs="Avenir Next" w:eastAsia="Avenir Next"/>
                 <w:color w:val="1A1A1A"/>
-                <w:sz w:val="21"/>
+                <w:sz w:val="22"/>
                 <w:szCs w:val="21"/>
               </w:rPr>
               <w:t xml:space="preserve">.</w:t>
@@ -2954,25 +2959,25 @@
                 <w:rFonts w:ascii="Avenir Next" w:hAnsi="Avenir Next" w:cs="Avenir Next" w:eastAsia="Avenir Next"/>
                 <w:b/>
                 <w:color w:val="003A70"/>
+                <w:sz w:val="22"/>
+                <w:szCs w:val="18"/>
+              </w:rPr>
+              <w:t xml:space="preserve">Step 2</w:t>
+            </w:r>
+            <w:r>
+              <w:rPr>
+                <w:rFonts w:ascii="Avenir Next" w:hAnsi="Avenir Next" w:cs="Avenir Next" w:eastAsia="Avenir Next"/>
+                <w:color w:val="1A1A1A"/>
                 <w:sz w:val="18"/>
                 <w:szCs w:val="18"/>
               </w:rPr>
-              <w:t xml:space="preserve">Step 2</w:t>
-            </w:r>
-            <w:r>
-              <w:rPr>
-                <w:rFonts w:ascii="Avenir Next" w:hAnsi="Avenir Next" w:cs="Avenir Next" w:eastAsia="Avenir Next"/>
-                <w:color w:val="1A1A1A"/>
-                <w:sz w:val="18"/>
-                <w:szCs w:val="18"/>
-              </w:rPr>
               <w:tab/>
             </w:r>
             <w:r>
               <w:rPr>
                 <w:rFonts w:ascii="Avenir Next" w:hAnsi="Avenir Next" w:cs="Avenir Next" w:eastAsia="Avenir Next"/>
                 <w:color w:val="1A1A1A"/>
-                <w:sz w:val="21"/>
+                <w:sz w:val="22"/>
                 <w:szCs w:val="21"/>
               </w:rPr>
               <w:t xml:space="preserve">Keep the 3 by itself. Find the match.</w:t>
@@ -3041,7 +3046,7 @@
                     <w:rPr>
                       <w:rFonts w:ascii="Avenir Next" w:hAnsi="Avenir Next" w:cs="Avenir Next" w:eastAsia="Avenir Next"/>
                       <w:color w:val="1A1A1A"/>
-                      <w:sz w:val="21"/>
+                      <w:sz w:val="22"/>
                       <w:szCs w:val="21"/>
                     </w:rPr>
                     <w:t xml:space="preserve">10</w:t>
@@ -3051,7 +3056,7 @@
                       <w:rFonts w:ascii="Avenir Next" w:hAnsi="Avenir Next" w:cs="Avenir Next" w:eastAsia="Avenir Next"/>
                       <w:i/>
                       <w:color w:val="1A1A1A"/>
-                      <w:sz w:val="21"/>
+                      <w:sz w:val="22"/>
                       <w:szCs w:val="21"/>
                     </w:rPr>
                     <w:t xml:space="preserve">x</w:t>
@@ -3090,7 +3095,7 @@
                     <w:rPr>
                       <w:rFonts w:ascii="Avenir Next" w:hAnsi="Avenir Next" w:cs="Avenir Next" w:eastAsia="Avenir Next"/>
                       <w:color w:val="1A1A1A"/>
-                      <w:sz w:val="21"/>
+                      <w:sz w:val="22"/>
                       <w:szCs w:val="21"/>
                     </w:rPr>
                     <w:t xml:space="preserve">7</w:t>
@@ -3100,7 +3105,7 @@
                       <w:rFonts w:ascii="Avenir Next" w:hAnsi="Avenir Next" w:cs="Avenir Next" w:eastAsia="Avenir Next"/>
                       <w:i/>
                       <w:color w:val="1A1A1A"/>
-                      <w:sz w:val="21"/>
+                      <w:sz w:val="22"/>
                       <w:szCs w:val="21"/>
                     </w:rPr>
                     <w:t xml:space="preserve">x</w:t>
@@ -3109,7 +3114,7 @@
                     <w:rPr>
                       <w:rFonts w:ascii="Avenir Next" w:hAnsi="Avenir Next" w:cs="Avenir Next" w:eastAsia="Avenir Next"/>
                       <w:color w:val="1A1A1A"/>
-                      <w:sz w:val="21"/>
+                      <w:sz w:val="22"/>
                       <w:szCs w:val="21"/>
                     </w:rPr>
                     <w:t xml:space="preserve"> + 3</w:t>
@@ -3148,7 +3153,7 @@
                     <w:rPr>
                       <w:rFonts w:ascii="Avenir Next" w:hAnsi="Avenir Next" w:cs="Avenir Next" w:eastAsia="Avenir Next"/>
                       <w:color w:val="1A1A1A"/>
-                      <w:sz w:val="21"/>
+                      <w:sz w:val="22"/>
                       <w:szCs w:val="21"/>
                     </w:rPr>
                     <w:t xml:space="preserve">5</w:t>
@@ -3158,7 +3163,7 @@
                       <w:rFonts w:ascii="Avenir Next" w:hAnsi="Avenir Next" w:cs="Avenir Next" w:eastAsia="Avenir Next"/>
                       <w:i/>
                       <w:color w:val="1A1A1A"/>
-                      <w:sz w:val="21"/>
+                      <w:sz w:val="22"/>
                       <w:szCs w:val="21"/>
                     </w:rPr>
                     <w:t xml:space="preserve">x</w:t>
@@ -3167,7 +3172,7 @@
                     <w:rPr>
                       <w:rFonts w:ascii="Avenir Next" w:hAnsi="Avenir Next" w:cs="Avenir Next" w:eastAsia="Avenir Next"/>
                       <w:color w:val="1A1A1A"/>
-                      <w:sz w:val="21"/>
+                      <w:sz w:val="22"/>
                       <w:szCs w:val="21"/>
                     </w:rPr>
                     <w:t xml:space="preserve"> + 5</w:t>
@@ -3343,7 +3348,7 @@
                 <w:rFonts w:ascii="Avenir Next" w:hAnsi="Avenir Next" w:cs="Avenir Next" w:eastAsia="Avenir Next"/>
                 <w:b/>
                 <w:color w:val="003A70"/>
-                <w:sz w:val="17"/>
+                <w:sz w:val="22"/>
                 <w:szCs w:val="17"/>
               </w:rPr>
               <w:t xml:space="preserve">Frame  </w:t>
@@ -3353,7 +3358,7 @@
                 <w:rFonts w:ascii="Avenir Next" w:hAnsi="Avenir Next" w:cs="Avenir Next" w:eastAsia="Avenir Next"/>
                 <w:i/>
                 <w:color w:val="1A1A1A"/>
-                <w:sz w:val="18"/>
+                <w:sz w:val="22"/>
                 <w:szCs w:val="18"/>
               </w:rPr>
               <w:t xml:space="preserve">Elena added the </w:t>
@@ -3373,7 +3378,7 @@
                 <w:rFonts w:ascii="Avenir Next" w:hAnsi="Avenir Next" w:cs="Avenir Next" w:eastAsia="Avenir Next"/>
                 <w:i/>
                 <w:color w:val="1A1A1A"/>
-                <w:sz w:val="18"/>
+                <w:sz w:val="22"/>
                 <w:szCs w:val="18"/>
               </w:rPr>
               <w:t xml:space="preserve"> to the </w:t>
@@ -3383,7 +3388,7 @@
                 <w:rFonts w:ascii="Avenir Next" w:hAnsi="Avenir Next" w:cs="Avenir Next" w:eastAsia="Avenir Next"/>
                 <w:i/>
                 <w:color w:val="1A1A1A"/>
-                <w:sz w:val="18"/>
+                <w:sz w:val="22"/>
                 <w:szCs w:val="18"/>
               </w:rPr>
               <w:t xml:space="preserve">x</w:t>
@@ -3393,7 +3398,7 @@
                 <w:rFonts w:ascii="Avenir Next" w:hAnsi="Avenir Next" w:cs="Avenir Next" w:eastAsia="Avenir Next"/>
                 <w:i/>
                 <w:color w:val="1A1A1A"/>
-                <w:sz w:val="18"/>
+                <w:sz w:val="22"/>
                 <w:szCs w:val="18"/>
               </w:rPr>
               <w:t xml:space="preserve"> terms. The correct answer is </w:t>
@@ -3413,7 +3418,7 @@
                 <w:rFonts w:ascii="Avenir Next" w:hAnsi="Avenir Next" w:cs="Avenir Next" w:eastAsia="Avenir Next"/>
                 <w:i/>
                 <w:color w:val="1A1A1A"/>
-                <w:sz w:val="18"/>
+                <w:sz w:val="22"/>
                 <w:szCs w:val="18"/>
               </w:rPr>
               <w:t xml:space="preserve">.</w:t>
@@ -3562,6 +3567,7 @@
           </w:tcPr>
           <w:p>
             <w:pPr>
+              <w:pStyle w:val="Heading2"/>
               <w:spacing w:before="0" w:after="0" w:line="240" w:lineRule="auto"/>
             </w:pPr>
             <w:r>
@@ -3599,7 +3605,7 @@
               <w:rPr>
                 <w:rFonts w:ascii="Avenir Next" w:hAnsi="Avenir Next" w:cs="Avenir Next" w:eastAsia="Avenir Next"/>
                 <w:color w:val="1A1A1A"/>
-                <w:sz w:val="17"/>
+                <w:sz w:val="22"/>
                 <w:szCs w:val="17"/>
               </w:rPr>
               <w:t xml:space="preserve">  I can do this on my own</w:t>
@@ -3628,7 +3634,7 @@
               <w:rPr>
                 <w:rFonts w:ascii="Avenir Next" w:hAnsi="Avenir Next" w:cs="Avenir Next" w:eastAsia="Avenir Next"/>
                 <w:color w:val="1A1A1A"/>
-                <w:sz w:val="17"/>
+                <w:sz w:val="22"/>
                 <w:szCs w:val="17"/>
               </w:rPr>
               <w:t xml:space="preserve">  I need a little help</w:t>
@@ -3657,7 +3663,7 @@
               <w:rPr>
                 <w:rFonts w:ascii="Avenir Next" w:hAnsi="Avenir Next" w:cs="Avenir Next" w:eastAsia="Avenir Next"/>
                 <w:color w:val="1A1A1A"/>
-                <w:sz w:val="17"/>
+                <w:sz w:val="22"/>
                 <w:szCs w:val="17"/>
               </w:rPr>
               <w:t xml:space="preserve">  I have a question about #</w:t>
@@ -3695,7 +3701,7 @@
         <w:rPr>
           <w:rFonts w:ascii="Avenir Next" w:hAnsi="Avenir Next" w:cs="Avenir Next" w:eastAsia="Avenir Next"/>
           <w:color w:val="5A5F66"/>
-          <w:sz w:val="17"/>
+          <w:sz w:val="22"/>
           <w:szCs w:val="17"/>
         </w:rPr>
         <w:t xml:space="preserve">Explain to someone at home why 4</w:t>
@@ -3705,7 +3711,7 @@
           <w:rFonts w:ascii="Avenir Next" w:hAnsi="Avenir Next" w:cs="Avenir Next" w:eastAsia="Avenir Next"/>
           <w:i/>
           <w:color w:val="5A5F66"/>
-          <w:sz w:val="17"/>
+          <w:sz w:val="22"/>
           <w:szCs w:val="17"/>
         </w:rPr>
         <w:t xml:space="preserve">x</w:t>
@@ -3714,7 +3720,7 @@
         <w:rPr>
           <w:rFonts w:ascii="Avenir Next" w:hAnsi="Avenir Next" w:cs="Avenir Next" w:eastAsia="Avenir Next"/>
           <w:color w:val="5A5F66"/>
-          <w:sz w:val="17"/>
+          <w:sz w:val="22"/>
           <w:szCs w:val="17"/>
         </w:rPr>
         <w:t xml:space="preserve"> + 4 cannot be written as 8</w:t>
@@ -3724,7 +3730,7 @@
           <w:rFonts w:ascii="Avenir Next" w:hAnsi="Avenir Next" w:cs="Avenir Next" w:eastAsia="Avenir Next"/>
           <w:i/>
           <w:color w:val="5A5F66"/>
-          <w:sz w:val="17"/>
+          <w:sz w:val="22"/>
           <w:szCs w:val="17"/>
         </w:rPr>
         <w:t xml:space="preserve">x</w:t>
@@ -3733,7 +3739,7 @@
         <w:rPr>
           <w:rFonts w:ascii="Avenir Next" w:hAnsi="Avenir Next" w:cs="Avenir Next" w:eastAsia="Avenir Next"/>
           <w:color w:val="5A5F66"/>
-          <w:sz w:val="17"/>
+          <w:sz w:val="22"/>
           <w:szCs w:val="17"/>
         </w:rPr>
         <w:t xml:space="preserve">.</w:t>
@@ -3816,14 +3822,15 @@
           <w:caps/>
           <w:color w:val="003A70"/>
           <w:spacing w:val="12"/>
-          <w:sz w:val="21"/>
+          <w:sz w:val="22"/>
           <w:szCs w:val="21"/>
         </w:rPr>
-        <w:t xml:space="preserve">Lesson 6-6  ·  Homework Packet  ·  Level 1  ·  Sheet 2 of 2</w:t>
+        <w:t xml:space="preserve">Lesson 6-6  ·  Homework Packet  ·  Supported  ·  Session 2 · pages 3–4</w:t>
       </w:r>
     </w:p>
     <w:p>
       <w:pPr>
+        <w:pStyle w:val="Heading1"/>
         <w:keepNext/>
         <w:spacing w:before="0" w:after="10" w:line="240" w:lineRule="auto"/>
       </w:pPr>
@@ -3849,7 +3856,7 @@
         <w:rPr>
           <w:rFonts w:ascii="Avenir Next" w:hAnsi="Avenir Next" w:cs="Avenir Next" w:eastAsia="Avenir Next"/>
           <w:color w:val="5A5F66"/>
-          <w:sz w:val="17"/>
+          <w:sz w:val="22"/>
           <w:szCs w:val="17"/>
         </w:rPr>
         <w:t xml:space="preserve">Maryland Standard 6.EE.A.4   ·   Learning target — I can test whether two expressions are equivalent by substituting values and by reasoning.</w:t>
@@ -3896,6 +3903,7 @@
           </w:tcPr>
           <w:p>
             <w:pPr>
+              <w:pStyle w:val="Heading2"/>
               <w:spacing w:before="0" w:after="40" w:line="264" w:lineRule="auto"/>
             </w:pPr>
             <w:r>
@@ -3923,44 +3931,44 @@
                 <w:rFonts w:ascii="Avenir Next" w:hAnsi="Avenir Next" w:cs="Avenir Next" w:eastAsia="Avenir Next"/>
                 <w:b/>
                 <w:color w:val="003A70"/>
+                <w:sz w:val="22"/>
+                <w:szCs w:val="18"/>
+              </w:rPr>
+              <w:t xml:space="preserve">•</w:t>
+            </w:r>
+            <w:r>
+              <w:rPr>
+                <w:rFonts w:ascii="Avenir Next" w:hAnsi="Avenir Next" w:cs="Avenir Next" w:eastAsia="Avenir Next"/>
+                <w:color w:val="1A1A1A"/>
                 <w:sz w:val="18"/>
                 <w:szCs w:val="18"/>
               </w:rPr>
-              <w:t xml:space="preserve">•</w:t>
-            </w:r>
-            <w:r>
-              <w:rPr>
-                <w:rFonts w:ascii="Avenir Next" w:hAnsi="Avenir Next" w:cs="Avenir Next" w:eastAsia="Avenir Next"/>
-                <w:color w:val="1A1A1A"/>
-                <w:sz w:val="18"/>
+              <w:tab/>
+            </w:r>
+            <w:r>
+              <w:rPr>
+                <w:rFonts w:ascii="Avenir Next" w:hAnsi="Avenir Next" w:cs="Avenir Next" w:eastAsia="Avenir Next"/>
+                <w:color w:val="1A1A1A"/>
+                <w:sz w:val="22"/>
                 <w:szCs w:val="18"/>
               </w:rPr>
-              <w:tab/>
-            </w:r>
-            <w:r>
-              <w:rPr>
-                <w:rFonts w:ascii="Avenir Next" w:hAnsi="Avenir Next" w:cs="Avenir Next" w:eastAsia="Avenir Next"/>
-                <w:color w:val="1A1A1A"/>
-                <w:sz w:val="18"/>
+              <w:t xml:space="preserve">Equivalent expressions have the </w:t>
+            </w:r>
+            <w:r>
+              <w:rPr>
+                <w:rFonts w:ascii="Avenir Next" w:hAnsi="Avenir Next" w:cs="Avenir Next" w:eastAsia="Avenir Next"/>
+                <w:b/>
+                <w:color w:val="1A1A1A"/>
+                <w:sz w:val="22"/>
                 <w:szCs w:val="18"/>
               </w:rPr>
-              <w:t xml:space="preserve">Equivalent expressions have the </w:t>
-            </w:r>
-            <w:r>
-              <w:rPr>
-                <w:rFonts w:ascii="Avenir Next" w:hAnsi="Avenir Next" w:cs="Avenir Next" w:eastAsia="Avenir Next"/>
-                <w:b/>
-                <w:color w:val="1A1A1A"/>
-                <w:sz w:val="18"/>
-                <w:szCs w:val="18"/>
-              </w:rPr>
               <w:t xml:space="preserve">same value for every</w:t>
             </w:r>
             <w:r>
               <w:rPr>
                 <w:rFonts w:ascii="Avenir Next" w:hAnsi="Avenir Next" w:cs="Avenir Next" w:eastAsia="Avenir Next"/>
                 <w:color w:val="1A1A1A"/>
-                <w:sz w:val="18"/>
+                <w:sz w:val="22"/>
                 <w:szCs w:val="18"/>
               </w:rPr>
               <w:t xml:space="preserve"> value of the variable.</w:t>
@@ -3979,54 +3987,54 @@
                 <w:rFonts w:ascii="Avenir Next" w:hAnsi="Avenir Next" w:cs="Avenir Next" w:eastAsia="Avenir Next"/>
                 <w:b/>
                 <w:color w:val="003A70"/>
+                <w:sz w:val="22"/>
+                <w:szCs w:val="18"/>
+              </w:rPr>
+              <w:t xml:space="preserve">•</w:t>
+            </w:r>
+            <w:r>
+              <w:rPr>
+                <w:rFonts w:ascii="Avenir Next" w:hAnsi="Avenir Next" w:cs="Avenir Next" w:eastAsia="Avenir Next"/>
+                <w:color w:val="1A1A1A"/>
                 <w:sz w:val="18"/>
                 <w:szCs w:val="18"/>
               </w:rPr>
-              <w:t xml:space="preserve">•</w:t>
-            </w:r>
-            <w:r>
-              <w:rPr>
-                <w:rFonts w:ascii="Avenir Next" w:hAnsi="Avenir Next" w:cs="Avenir Next" w:eastAsia="Avenir Next"/>
-                <w:color w:val="1A1A1A"/>
-                <w:sz w:val="18"/>
+              <w:tab/>
+            </w:r>
+            <w:r>
+              <w:rPr>
+                <w:rFonts w:ascii="Avenir Next" w:hAnsi="Avenir Next" w:cs="Avenir Next" w:eastAsia="Avenir Next"/>
+                <w:b/>
+                <w:color w:val="1A1A1A"/>
+                <w:sz w:val="22"/>
                 <w:szCs w:val="18"/>
               </w:rPr>
-              <w:tab/>
+              <w:t xml:space="preserve">Test</w:t>
+            </w:r>
+            <w:r>
+              <w:rPr>
+                <w:rFonts w:ascii="Avenir Next" w:hAnsi="Avenir Next" w:cs="Avenir Next" w:eastAsia="Avenir Next"/>
+                <w:color w:val="1A1A1A"/>
+                <w:sz w:val="22"/>
+                <w:szCs w:val="18"/>
+              </w:rPr>
+              <w:t xml:space="preserve"> with the same value in both. One value that gives different results proves they are </w:t>
             </w:r>
             <w:r>
               <w:rPr>
                 <w:rFonts w:ascii="Avenir Next" w:hAnsi="Avenir Next" w:cs="Avenir Next" w:eastAsia="Avenir Next"/>
                 <w:b/>
                 <w:color w:val="1A1A1A"/>
-                <w:sz w:val="18"/>
+                <w:sz w:val="22"/>
                 <w:szCs w:val="18"/>
               </w:rPr>
-              <w:t xml:space="preserve">Test</w:t>
-            </w:r>
-            <w:r>
-              <w:rPr>
-                <w:rFonts w:ascii="Avenir Next" w:hAnsi="Avenir Next" w:cs="Avenir Next" w:eastAsia="Avenir Next"/>
-                <w:color w:val="1A1A1A"/>
-                <w:sz w:val="18"/>
-                <w:szCs w:val="18"/>
-              </w:rPr>
-              <w:t xml:space="preserve"> with the same value in both. One value that gives different results proves they are </w:t>
-            </w:r>
-            <w:r>
-              <w:rPr>
-                <w:rFonts w:ascii="Avenir Next" w:hAnsi="Avenir Next" w:cs="Avenir Next" w:eastAsia="Avenir Next"/>
-                <w:b/>
-                <w:color w:val="1A1A1A"/>
-                <w:sz w:val="18"/>
-                <w:szCs w:val="18"/>
-              </w:rPr>
               <w:t xml:space="preserve">not</w:t>
             </w:r>
             <w:r>
               <w:rPr>
                 <w:rFonts w:ascii="Avenir Next" w:hAnsi="Avenir Next" w:cs="Avenir Next" w:eastAsia="Avenir Next"/>
                 <w:color w:val="1A1A1A"/>
-                <w:sz w:val="18"/>
+                <w:sz w:val="22"/>
                 <w:szCs w:val="18"/>
               </w:rPr>
               <w:t xml:space="preserve"> equivalent.</w:t>
@@ -4045,44 +4053,44 @@
                 <w:rFonts w:ascii="Avenir Next" w:hAnsi="Avenir Next" w:cs="Avenir Next" w:eastAsia="Avenir Next"/>
                 <w:b/>
                 <w:color w:val="003A70"/>
+                <w:sz w:val="22"/>
+                <w:szCs w:val="18"/>
+              </w:rPr>
+              <w:t xml:space="preserve">•</w:t>
+            </w:r>
+            <w:r>
+              <w:rPr>
+                <w:rFonts w:ascii="Avenir Next" w:hAnsi="Avenir Next" w:cs="Avenir Next" w:eastAsia="Avenir Next"/>
+                <w:color w:val="1A1A1A"/>
                 <w:sz w:val="18"/>
                 <w:szCs w:val="18"/>
               </w:rPr>
-              <w:t xml:space="preserve">•</w:t>
-            </w:r>
-            <w:r>
-              <w:rPr>
-                <w:rFonts w:ascii="Avenir Next" w:hAnsi="Avenir Next" w:cs="Avenir Next" w:eastAsia="Avenir Next"/>
-                <w:color w:val="1A1A1A"/>
-                <w:sz w:val="18"/>
+              <w:tab/>
+            </w:r>
+            <w:r>
+              <w:rPr>
+                <w:rFonts w:ascii="Avenir Next" w:hAnsi="Avenir Next" w:cs="Avenir Next" w:eastAsia="Avenir Next"/>
+                <w:color w:val="1A1A1A"/>
+                <w:sz w:val="22"/>
                 <w:szCs w:val="18"/>
               </w:rPr>
-              <w:tab/>
-            </w:r>
-            <w:r>
-              <w:rPr>
-                <w:rFonts w:ascii="Avenir Next" w:hAnsi="Avenir Next" w:cs="Avenir Next" w:eastAsia="Avenir Next"/>
-                <w:color w:val="1A1A1A"/>
-                <w:sz w:val="18"/>
+              <w:t xml:space="preserve">Matching values do not prove it. </w:t>
+            </w:r>
+            <w:r>
+              <w:rPr>
+                <w:rFonts w:ascii="Avenir Next" w:hAnsi="Avenir Next" w:cs="Avenir Next" w:eastAsia="Avenir Next"/>
+                <w:b/>
+                <w:color w:val="1A1A1A"/>
+                <w:sz w:val="22"/>
                 <w:szCs w:val="18"/>
               </w:rPr>
-              <w:t xml:space="preserve">Matching values do not prove it. </w:t>
-            </w:r>
-            <w:r>
-              <w:rPr>
-                <w:rFonts w:ascii="Avenir Next" w:hAnsi="Avenir Next" w:cs="Avenir Next" w:eastAsia="Avenir Next"/>
-                <w:b/>
-                <w:color w:val="1A1A1A"/>
-                <w:sz w:val="18"/>
-                <w:szCs w:val="18"/>
-              </w:rPr>
               <w:t xml:space="preserve">Justify</w:t>
             </w:r>
             <w:r>
               <w:rPr>
                 <w:rFonts w:ascii="Avenir Next" w:hAnsi="Avenir Next" w:cs="Avenir Next" w:eastAsia="Avenir Next"/>
                 <w:color w:val="1A1A1A"/>
-                <w:sz w:val="18"/>
+                <w:sz w:val="22"/>
                 <w:szCs w:val="18"/>
               </w:rPr>
               <w:t xml:space="preserve"> with properties, like the distributive property.</w:t>
@@ -4097,6 +4105,7 @@
           </w:tcPr>
           <w:p>
             <w:pPr>
+              <w:pStyle w:val="Heading2"/>
               <w:spacing w:before="0" w:after="40" w:line="264" w:lineRule="auto"/>
             </w:pPr>
             <w:r>
@@ -4119,7 +4128,7 @@
               <w:rPr>
                 <w:rFonts w:ascii="Avenir Next" w:hAnsi="Avenir Next" w:cs="Avenir Next" w:eastAsia="Avenir Next"/>
                 <w:color w:val="1A1A1A"/>
-                <w:sz w:val="17"/>
+                <w:sz w:val="22"/>
                 <w:szCs w:val="17"/>
               </w:rPr>
               <w:t xml:space="preserve">Are 4(</w:t>
@@ -4129,7 +4138,7 @@
                 <w:rFonts w:ascii="Avenir Next" w:hAnsi="Avenir Next" w:cs="Avenir Next" w:eastAsia="Avenir Next"/>
                 <w:i/>
                 <w:color w:val="1A1A1A"/>
-                <w:sz w:val="17"/>
+                <w:sz w:val="22"/>
                 <w:szCs w:val="17"/>
               </w:rPr>
               <w:t xml:space="preserve">n</w:t>
@@ -4138,7 +4147,7 @@
               <w:rPr>
                 <w:rFonts w:ascii="Avenir Next" w:hAnsi="Avenir Next" w:cs="Avenir Next" w:eastAsia="Avenir Next"/>
                 <w:color w:val="1A1A1A"/>
-                <w:sz w:val="17"/>
+                <w:sz w:val="22"/>
                 <w:szCs w:val="17"/>
               </w:rPr>
               <w:t xml:space="preserve"> + 3) and 4</w:t>
@@ -4148,7 +4157,7 @@
                 <w:rFonts w:ascii="Avenir Next" w:hAnsi="Avenir Next" w:cs="Avenir Next" w:eastAsia="Avenir Next"/>
                 <w:i/>
                 <w:color w:val="1A1A1A"/>
-                <w:sz w:val="17"/>
+                <w:sz w:val="22"/>
                 <w:szCs w:val="17"/>
               </w:rPr>
               <w:t xml:space="preserve">n</w:t>
@@ -4157,7 +4166,7 @@
               <w:rPr>
                 <w:rFonts w:ascii="Avenir Next" w:hAnsi="Avenir Next" w:cs="Avenir Next" w:eastAsia="Avenir Next"/>
                 <w:color w:val="1A1A1A"/>
-                <w:sz w:val="17"/>
+                <w:sz w:val="22"/>
                 <w:szCs w:val="17"/>
               </w:rPr>
               <w:t xml:space="preserve"> + 3 equivalent?</w:t>
@@ -4176,44 +4185,44 @@
                 <w:rFonts w:ascii="Avenir Next" w:hAnsi="Avenir Next" w:cs="Avenir Next" w:eastAsia="Avenir Next"/>
                 <w:b/>
                 <w:color w:val="003A70"/>
+                <w:sz w:val="22"/>
+                <w:szCs w:val="17"/>
+              </w:rPr>
+              <w:t xml:space="preserve">Step 1</w:t>
+            </w:r>
+            <w:r>
+              <w:rPr>
+                <w:rFonts w:ascii="Avenir Next" w:hAnsi="Avenir Next" w:cs="Avenir Next" w:eastAsia="Avenir Next"/>
+                <w:color w:val="1A1A1A"/>
                 <w:sz w:val="17"/>
                 <w:szCs w:val="17"/>
               </w:rPr>
-              <w:t xml:space="preserve">Step 1</w:t>
-            </w:r>
-            <w:r>
-              <w:rPr>
-                <w:rFonts w:ascii="Avenir Next" w:hAnsi="Avenir Next" w:cs="Avenir Next" w:eastAsia="Avenir Next"/>
-                <w:color w:val="1A1A1A"/>
-                <w:sz w:val="17"/>
+              <w:tab/>
+            </w:r>
+            <w:r>
+              <w:rPr>
+                <w:rFonts w:ascii="Avenir Next" w:hAnsi="Avenir Next" w:cs="Avenir Next" w:eastAsia="Avenir Next"/>
+                <w:color w:val="1A1A1A"/>
+                <w:sz w:val="22"/>
                 <w:szCs w:val="17"/>
               </w:rPr>
-              <w:tab/>
-            </w:r>
-            <w:r>
-              <w:rPr>
-                <w:rFonts w:ascii="Avenir Next" w:hAnsi="Avenir Next" w:cs="Avenir Next" w:eastAsia="Avenir Next"/>
-                <w:color w:val="1A1A1A"/>
-                <w:sz w:val="17"/>
+              <w:t xml:space="preserve">Test </w:t>
+            </w:r>
+            <w:r>
+              <w:rPr>
+                <w:rFonts w:ascii="Avenir Next" w:hAnsi="Avenir Next" w:cs="Avenir Next" w:eastAsia="Avenir Next"/>
+                <w:i/>
+                <w:color w:val="1A1A1A"/>
+                <w:sz w:val="22"/>
                 <w:szCs w:val="17"/>
               </w:rPr>
-              <w:t xml:space="preserve">Test </w:t>
-            </w:r>
-            <w:r>
-              <w:rPr>
-                <w:rFonts w:ascii="Avenir Next" w:hAnsi="Avenir Next" w:cs="Avenir Next" w:eastAsia="Avenir Next"/>
-                <w:i/>
-                <w:color w:val="1A1A1A"/>
-                <w:sz w:val="17"/>
-                <w:szCs w:val="17"/>
-              </w:rPr>
               <w:t xml:space="preserve">n</w:t>
             </w:r>
             <w:r>
               <w:rPr>
                 <w:rFonts w:ascii="Avenir Next" w:hAnsi="Avenir Next" w:cs="Avenir Next" w:eastAsia="Avenir Next"/>
                 <w:color w:val="1A1A1A"/>
-                <w:sz w:val="17"/>
+                <w:sz w:val="22"/>
                 <w:szCs w:val="17"/>
               </w:rPr>
               <w:t xml:space="preserve"> = 2: 4(2 + 3) = 20 and 4 × 2 + 3 = 11</w:t>
@@ -4232,35 +4241,54 @@
                 <w:rFonts w:ascii="Avenir Next" w:hAnsi="Avenir Next" w:cs="Avenir Next" w:eastAsia="Avenir Next"/>
                 <w:b/>
                 <w:color w:val="003A70"/>
+                <w:sz w:val="22"/>
+                <w:szCs w:val="17"/>
+              </w:rPr>
+              <w:t xml:space="preserve">Step 2</w:t>
+            </w:r>
+            <w:r>
+              <w:rPr>
+                <w:rFonts w:ascii="Avenir Next" w:hAnsi="Avenir Next" w:cs="Avenir Next" w:eastAsia="Avenir Next"/>
+                <w:color w:val="1A1A1A"/>
                 <w:sz w:val="17"/>
                 <w:szCs w:val="17"/>
               </w:rPr>
-              <w:t xml:space="preserve">Step 2</w:t>
-            </w:r>
-            <w:r>
-              <w:rPr>
-                <w:rFonts w:ascii="Avenir Next" w:hAnsi="Avenir Next" w:cs="Avenir Next" w:eastAsia="Avenir Next"/>
-                <w:color w:val="1A1A1A"/>
-                <w:sz w:val="17"/>
+              <w:tab/>
+            </w:r>
+            <w:r>
+              <w:rPr>
+                <w:rFonts w:ascii="Avenir Next" w:hAnsi="Avenir Next" w:cs="Avenir Next" w:eastAsia="Avenir Next"/>
+                <w:color w:val="1A1A1A"/>
+                <w:sz w:val="22"/>
                 <w:szCs w:val="17"/>
               </w:rPr>
-              <w:tab/>
-            </w:r>
-            <w:r>
-              <w:rPr>
-                <w:rFonts w:ascii="Avenir Next" w:hAnsi="Avenir Next" w:cs="Avenir Next" w:eastAsia="Avenir Next"/>
-                <w:color w:val="1A1A1A"/>
-                <w:sz w:val="17"/>
+              <w:t xml:space="preserve">20 ≠ 11. Distributing shows 4(</w:t>
+            </w:r>
+            <w:r>
+              <w:rPr>
+                <w:rFonts w:ascii="Avenir Next" w:hAnsi="Avenir Next" w:cs="Avenir Next" w:eastAsia="Avenir Next"/>
+                <w:i/>
+                <w:color w:val="1A1A1A"/>
+                <w:sz w:val="22"/>
                 <w:szCs w:val="17"/>
               </w:rPr>
-              <w:t xml:space="preserve">20 ≠ 11. Distributing shows 4(</w:t>
+              <w:t xml:space="preserve">n</w:t>
+            </w:r>
+            <w:r>
+              <w:rPr>
+                <w:rFonts w:ascii="Avenir Next" w:hAnsi="Avenir Next" w:cs="Avenir Next" w:eastAsia="Avenir Next"/>
+                <w:color w:val="1A1A1A"/>
+                <w:sz w:val="22"/>
+                <w:szCs w:val="17"/>
+              </w:rPr>
+              <w:t xml:space="preserve"> + 3) = 4</w:t>
             </w:r>
             <w:r>
               <w:rPr>
                 <w:rFonts w:ascii="Avenir Next" w:hAnsi="Avenir Next" w:cs="Avenir Next" w:eastAsia="Avenir Next"/>
                 <w:i/>
                 <w:color w:val="1A1A1A"/>
-                <w:sz w:val="17"/>
+                <w:sz w:val="22"/>
                 <w:szCs w:val="17"/>
               </w:rPr>
               <w:t xml:space="preserve">n</w:t>
@@ -4269,26 +4297,7 @@
               <w:rPr>
                 <w:rFonts w:ascii="Avenir Next" w:hAnsi="Avenir Next" w:cs="Avenir Next" w:eastAsia="Avenir Next"/>
                 <w:color w:val="1A1A1A"/>
-                <w:sz w:val="17"/>
-                <w:szCs w:val="17"/>
-              </w:rPr>
-              <w:t xml:space="preserve"> + 3) = 4</w:t>
-            </w:r>
-            <w:r>
-              <w:rPr>
-                <w:rFonts w:ascii="Avenir Next" w:hAnsi="Avenir Next" w:cs="Avenir Next" w:eastAsia="Avenir Next"/>
-                <w:i/>
-                <w:color w:val="1A1A1A"/>
-                <w:sz w:val="17"/>
-                <w:szCs w:val="17"/>
-              </w:rPr>
-              <w:t xml:space="preserve">n</w:t>
-            </w:r>
-            <w:r>
-              <w:rPr>
-                <w:rFonts w:ascii="Avenir Next" w:hAnsi="Avenir Next" w:cs="Avenir Next" w:eastAsia="Avenir Next"/>
-                <w:color w:val="1A1A1A"/>
-                <w:sz w:val="17"/>
+                <w:sz w:val="22"/>
                 <w:szCs w:val="17"/>
               </w:rPr>
               <w:t xml:space="preserve"> + 12.</w:t>
@@ -4307,18 +4316,18 @@
                 <w:rFonts w:ascii="Avenir Next" w:hAnsi="Avenir Next" w:cs="Avenir Next" w:eastAsia="Avenir Next"/>
                 <w:b/>
                 <w:color w:val="1A1A1A"/>
+                <w:sz w:val="22"/>
+                <w:szCs w:val="17"/>
+              </w:rPr>
+              <w:t xml:space="preserve">Answer</w:t>
+            </w:r>
+            <w:r>
+              <w:rPr>
+                <w:rFonts w:ascii="Avenir Next" w:hAnsi="Avenir Next" w:cs="Avenir Next" w:eastAsia="Avenir Next"/>
+                <w:color w:val="1A1A1A"/>
                 <w:sz w:val="17"/>
                 <w:szCs w:val="17"/>
               </w:rPr>
-              <w:t xml:space="preserve">Answer</w:t>
-            </w:r>
-            <w:r>
-              <w:rPr>
-                <w:rFonts w:ascii="Avenir Next" w:hAnsi="Avenir Next" w:cs="Avenir Next" w:eastAsia="Avenir Next"/>
-                <w:color w:val="1A1A1A"/>
-                <w:sz w:val="17"/>
-                <w:szCs w:val="17"/>
-              </w:rPr>
               <w:tab/>
             </w:r>
             <w:r>
@@ -4326,7 +4335,7 @@
                 <w:rFonts w:ascii="Avenir Next" w:hAnsi="Avenir Next" w:cs="Avenir Next" w:eastAsia="Avenir Next"/>
                 <w:b/>
                 <w:color w:val="1A1A1A"/>
-                <w:sz w:val="17"/>
+                <w:sz w:val="22"/>
                 <w:szCs w:val="17"/>
               </w:rPr>
               <w:t xml:space="preserve">Not equivalent</w:t>
@@ -4376,6 +4385,7 @@
           </w:tcPr>
           <w:p>
             <w:pPr>
+              <w:pStyle w:val="Heading2"/>
               <w:spacing w:before="0" w:after="40" w:line="264" w:lineRule="auto"/>
             </w:pPr>
             <w:r>
@@ -4399,7 +4409,7 @@
                 <w:rFonts w:ascii="Avenir Next" w:hAnsi="Avenir Next" w:cs="Avenir Next" w:eastAsia="Avenir Next"/>
                 <w:b/>
                 <w:color w:val="1A1A1A"/>
-                <w:sz w:val="21"/>
+                <w:sz w:val="22"/>
                 <w:szCs w:val="21"/>
               </w:rPr>
               <w:t xml:space="preserve">equivalent</w:t>
@@ -4408,7 +4418,7 @@
               <w:rPr>
                 <w:rFonts w:ascii="Avenir Next" w:hAnsi="Avenir Next" w:cs="Avenir Next" w:eastAsia="Avenir Next"/>
                 <w:color w:val="5A5F66"/>
-                <w:sz w:val="21"/>
+                <w:sz w:val="22"/>
                 <w:szCs w:val="21"/>
               </w:rPr>
               <w:t xml:space="preserve"> — </w:t>
@@ -4417,7 +4427,7 @@
               <w:rPr>
                 <w:rFonts w:ascii="Avenir Next" w:hAnsi="Avenir Next" w:cs="Avenir Next" w:eastAsia="Avenir Next"/>
                 <w:color w:val="1A1A1A"/>
-                <w:sz w:val="21"/>
+                <w:sz w:val="22"/>
                 <w:szCs w:val="21"/>
               </w:rPr>
               <w:t xml:space="preserve">same value for every number</w:t>
@@ -4432,7 +4442,7 @@
                 <w:rFonts w:ascii="Avenir Next" w:hAnsi="Avenir Next" w:cs="Avenir Next" w:eastAsia="Avenir Next"/>
                 <w:b/>
                 <w:color w:val="1A1A1A"/>
-                <w:sz w:val="21"/>
+                <w:sz w:val="22"/>
                 <w:szCs w:val="21"/>
               </w:rPr>
               <w:t xml:space="preserve">test</w:t>
@@ -4441,7 +4451,7 @@
               <w:rPr>
                 <w:rFonts w:ascii="Avenir Next" w:hAnsi="Avenir Next" w:cs="Avenir Next" w:eastAsia="Avenir Next"/>
                 <w:color w:val="5A5F66"/>
-                <w:sz w:val="21"/>
+                <w:sz w:val="22"/>
                 <w:szCs w:val="21"/>
               </w:rPr>
               <w:t xml:space="preserve"> — </w:t>
@@ -4450,7 +4460,7 @@
               <w:rPr>
                 <w:rFonts w:ascii="Avenir Next" w:hAnsi="Avenir Next" w:cs="Avenir Next" w:eastAsia="Avenir Next"/>
                 <w:color w:val="1A1A1A"/>
-                <w:sz w:val="21"/>
+                <w:sz w:val="22"/>
                 <w:szCs w:val="21"/>
               </w:rPr>
               <w:t xml:space="preserve">put the same number into both expressions</w:t>
@@ -4476,7 +4486,7 @@
                 <w:rFonts w:ascii="Avenir Next" w:hAnsi="Avenir Next" w:cs="Avenir Next" w:eastAsia="Avenir Next"/>
                 <w:b/>
                 <w:color w:val="1A1A1A"/>
-                <w:sz w:val="21"/>
+                <w:sz w:val="22"/>
                 <w:szCs w:val="21"/>
               </w:rPr>
               <w:t xml:space="preserve">counterexample</w:t>
@@ -4485,7 +4495,7 @@
               <w:rPr>
                 <w:rFonts w:ascii="Avenir Next" w:hAnsi="Avenir Next" w:cs="Avenir Next" w:eastAsia="Avenir Next"/>
                 <w:color w:val="5A5F66"/>
-                <w:sz w:val="21"/>
+                <w:sz w:val="22"/>
                 <w:szCs w:val="21"/>
               </w:rPr>
               <w:t xml:space="preserve"> — </w:t>
@@ -4494,7 +4504,7 @@
               <w:rPr>
                 <w:rFonts w:ascii="Avenir Next" w:hAnsi="Avenir Next" w:cs="Avenir Next" w:eastAsia="Avenir Next"/>
                 <w:color w:val="1A1A1A"/>
-                <w:sz w:val="21"/>
+                <w:sz w:val="22"/>
                 <w:szCs w:val="21"/>
               </w:rPr>
               <w:t xml:space="preserve">one number that shows they are not the same</w:t>
@@ -4505,6 +4515,7 @@
     </w:tbl>
     <w:p>
       <w:pPr>
+        <w:pStyle w:val="Heading2"/>
         <w:keepNext/>
         <w:pBdr>
           <w:bottom w:val="single" w:sz="8" w:space="3" w:color="003A70"/>
@@ -4520,7 +4531,7 @@
           <w:b/>
           <w:color w:val="003A70"/>
           <w:spacing w:val="14"/>
-          <w:sz w:val="21"/>
+          <w:sz w:val="22"/>
           <w:szCs w:val="21"/>
         </w:rPr>
         <w:t xml:space="preserve">PRACTICE</w:t>
@@ -4539,7 +4550,7 @@
           <w:rFonts w:ascii="Avenir Next" w:hAnsi="Avenir Next" w:cs="Avenir Next" w:eastAsia="Avenir Next"/>
           <w:i/>
           <w:color w:val="5A5F66"/>
-          <w:sz w:val="17"/>
+          <w:sz w:val="22"/>
           <w:szCs w:val="17"/>
         </w:rPr>
         <w:t xml:space="preserve">show your work · label units</w:t>
@@ -4654,25 +4665,25 @@
                 <w:rFonts w:ascii="Avenir Next" w:hAnsi="Avenir Next" w:cs="Avenir Next" w:eastAsia="Avenir Next"/>
                 <w:b/>
                 <w:color w:val="003A70"/>
+                <w:sz w:val="22"/>
+                <w:szCs w:val="18"/>
+              </w:rPr>
+              <w:t xml:space="preserve">Step 1</w:t>
+            </w:r>
+            <w:r>
+              <w:rPr>
+                <w:rFonts w:ascii="Avenir Next" w:hAnsi="Avenir Next" w:cs="Avenir Next" w:eastAsia="Avenir Next"/>
+                <w:color w:val="1A1A1A"/>
                 <w:sz w:val="18"/>
                 <w:szCs w:val="18"/>
               </w:rPr>
-              <w:t xml:space="preserve">Step 1</w:t>
-            </w:r>
-            <w:r>
-              <w:rPr>
-                <w:rFonts w:ascii="Avenir Next" w:hAnsi="Avenir Next" w:cs="Avenir Next" w:eastAsia="Avenir Next"/>
-                <w:color w:val="1A1A1A"/>
-                <w:sz w:val="18"/>
-                <w:szCs w:val="18"/>
-              </w:rPr>
               <w:tab/>
             </w:r>
             <w:r>
               <w:rPr>
                 <w:rFonts w:ascii="Avenir Next" w:hAnsi="Avenir Next" w:cs="Avenir Next" w:eastAsia="Avenir Next"/>
                 <w:color w:val="1A1A1A"/>
-                <w:sz w:val="21"/>
+                <w:sz w:val="22"/>
                 <w:szCs w:val="21"/>
               </w:rPr>
               <w:t xml:space="preserve">Put 5 in place of </w:t>
@@ -4682,7 +4693,7 @@
                 <w:rFonts w:ascii="Avenir Next" w:hAnsi="Avenir Next" w:cs="Avenir Next" w:eastAsia="Avenir Next"/>
                 <w:i/>
                 <w:color w:val="1A1A1A"/>
-                <w:sz w:val="21"/>
+                <w:sz w:val="22"/>
                 <w:szCs w:val="21"/>
               </w:rPr>
               <w:t xml:space="preserve">x</w:t>
@@ -4691,7 +4702,7 @@
               <w:rPr>
                 <w:rFonts w:ascii="Avenir Next" w:hAnsi="Avenir Next" w:cs="Avenir Next" w:eastAsia="Avenir Next"/>
                 <w:color w:val="1A1A1A"/>
-                <w:sz w:val="21"/>
+                <w:sz w:val="22"/>
                 <w:szCs w:val="21"/>
               </w:rPr>
               <w:t xml:space="preserve"> in each one.</w:t>
@@ -4711,25 +4722,25 @@
                 <w:rFonts w:ascii="Avenir Next" w:hAnsi="Avenir Next" w:cs="Avenir Next" w:eastAsia="Avenir Next"/>
                 <w:b/>
                 <w:color w:val="003A70"/>
+                <w:sz w:val="22"/>
+                <w:szCs w:val="18"/>
+              </w:rPr>
+              <w:t xml:space="preserve">Step 2</w:t>
+            </w:r>
+            <w:r>
+              <w:rPr>
+                <w:rFonts w:ascii="Avenir Next" w:hAnsi="Avenir Next" w:cs="Avenir Next" w:eastAsia="Avenir Next"/>
+                <w:color w:val="1A1A1A"/>
                 <w:sz w:val="18"/>
                 <w:szCs w:val="18"/>
               </w:rPr>
-              <w:t xml:space="preserve">Step 2</w:t>
-            </w:r>
-            <w:r>
-              <w:rPr>
-                <w:rFonts w:ascii="Avenir Next" w:hAnsi="Avenir Next" w:cs="Avenir Next" w:eastAsia="Avenir Next"/>
-                <w:color w:val="1A1A1A"/>
-                <w:sz w:val="18"/>
-                <w:szCs w:val="18"/>
-              </w:rPr>
               <w:tab/>
             </w:r>
             <w:r>
               <w:rPr>
                 <w:rFonts w:ascii="Avenir Next" w:hAnsi="Avenir Next" w:cs="Avenir Next" w:eastAsia="Avenir Next"/>
                 <w:color w:val="1A1A1A"/>
-                <w:sz w:val="21"/>
+                <w:sz w:val="22"/>
                 <w:szCs w:val="21"/>
               </w:rPr>
               <w:t xml:space="preserve">Look for two answers that match.</w:t>
@@ -5874,25 +5885,25 @@
                 <w:rFonts w:ascii="Avenir Next" w:hAnsi="Avenir Next" w:cs="Avenir Next" w:eastAsia="Avenir Next"/>
                 <w:b/>
                 <w:color w:val="003A70"/>
+                <w:sz w:val="22"/>
+                <w:szCs w:val="18"/>
+              </w:rPr>
+              <w:t xml:space="preserve">Step 1</w:t>
+            </w:r>
+            <w:r>
+              <w:rPr>
+                <w:rFonts w:ascii="Avenir Next" w:hAnsi="Avenir Next" w:cs="Avenir Next" w:eastAsia="Avenir Next"/>
+                <w:color w:val="1A1A1A"/>
                 <w:sz w:val="18"/>
                 <w:szCs w:val="18"/>
               </w:rPr>
-              <w:t xml:space="preserve">Step 1</w:t>
-            </w:r>
-            <w:r>
-              <w:rPr>
-                <w:rFonts w:ascii="Avenir Next" w:hAnsi="Avenir Next" w:cs="Avenir Next" w:eastAsia="Avenir Next"/>
-                <w:color w:val="1A1A1A"/>
-                <w:sz w:val="18"/>
-                <w:szCs w:val="18"/>
-              </w:rPr>
               <w:tab/>
             </w:r>
             <w:r>
               <w:rPr>
                 <w:rFonts w:ascii="Avenir Next" w:hAnsi="Avenir Next" w:cs="Avenir Next" w:eastAsia="Avenir Next"/>
                 <w:color w:val="1A1A1A"/>
-                <w:sz w:val="21"/>
+                <w:sz w:val="22"/>
                 <w:szCs w:val="21"/>
               </w:rPr>
               <w:t xml:space="preserve">Pick a new number, like 3.</w:t>
@@ -5912,25 +5923,25 @@
                 <w:rFonts w:ascii="Avenir Next" w:hAnsi="Avenir Next" w:cs="Avenir Next" w:eastAsia="Avenir Next"/>
                 <w:b/>
                 <w:color w:val="003A70"/>
+                <w:sz w:val="22"/>
+                <w:szCs w:val="18"/>
+              </w:rPr>
+              <w:t xml:space="preserve">Step 2</w:t>
+            </w:r>
+            <w:r>
+              <w:rPr>
+                <w:rFonts w:ascii="Avenir Next" w:hAnsi="Avenir Next" w:cs="Avenir Next" w:eastAsia="Avenir Next"/>
+                <w:color w:val="1A1A1A"/>
                 <w:sz w:val="18"/>
                 <w:szCs w:val="18"/>
               </w:rPr>
-              <w:t xml:space="preserve">Step 2</w:t>
-            </w:r>
-            <w:r>
-              <w:rPr>
-                <w:rFonts w:ascii="Avenir Next" w:hAnsi="Avenir Next" w:cs="Avenir Next" w:eastAsia="Avenir Next"/>
-                <w:color w:val="1A1A1A"/>
-                <w:sz w:val="18"/>
-                <w:szCs w:val="18"/>
-              </w:rPr>
               <w:tab/>
             </w:r>
             <w:r>
               <w:rPr>
                 <w:rFonts w:ascii="Avenir Next" w:hAnsi="Avenir Next" w:cs="Avenir Next" w:eastAsia="Avenir Next"/>
                 <w:color w:val="1A1A1A"/>
-                <w:sz w:val="21"/>
+                <w:sz w:val="22"/>
                 <w:szCs w:val="21"/>
               </w:rPr>
               <w:t xml:space="preserve">Find </w:t>
@@ -5940,7 +5951,7 @@
                 <w:rFonts w:ascii="Avenir Next" w:hAnsi="Avenir Next" w:cs="Avenir Next" w:eastAsia="Avenir Next"/>
                 <w:i/>
                 <w:color w:val="1A1A1A"/>
-                <w:sz w:val="21"/>
+                <w:sz w:val="22"/>
                 <w:szCs w:val="21"/>
               </w:rPr>
               <w:t xml:space="preserve">n</w:t>
@@ -5949,7 +5960,7 @@
               <w:rPr>
                 <w:rFonts w:ascii="Avenir Next" w:hAnsi="Avenir Next" w:cs="Avenir Next" w:eastAsia="Avenir Next"/>
                 <w:color w:val="1A1A1A"/>
-                <w:sz w:val="21"/>
+                <w:sz w:val="22"/>
                 <w:szCs w:val="21"/>
                 <w:vertAlign w:val="superscript"/>
               </w:rPr>
@@ -5959,7 +5970,7 @@
               <w:rPr>
                 <w:rFonts w:ascii="Avenir Next" w:hAnsi="Avenir Next" w:cs="Avenir Next" w:eastAsia="Avenir Next"/>
                 <w:color w:val="1A1A1A"/>
-                <w:sz w:val="21"/>
+                <w:sz w:val="22"/>
                 <w:szCs w:val="21"/>
               </w:rPr>
               <w:t xml:space="preserve"> and 2</w:t>
@@ -5969,7 +5980,7 @@
                 <w:rFonts w:ascii="Avenir Next" w:hAnsi="Avenir Next" w:cs="Avenir Next" w:eastAsia="Avenir Next"/>
                 <w:i/>
                 <w:color w:val="1A1A1A"/>
-                <w:sz w:val="21"/>
+                <w:sz w:val="22"/>
                 <w:szCs w:val="21"/>
               </w:rPr>
               <w:t xml:space="preserve">n</w:t>
@@ -5978,7 +5989,7 @@
               <w:rPr>
                 <w:rFonts w:ascii="Avenir Next" w:hAnsi="Avenir Next" w:cs="Avenir Next" w:eastAsia="Avenir Next"/>
                 <w:color w:val="1A1A1A"/>
-                <w:sz w:val="21"/>
+                <w:sz w:val="22"/>
                 <w:szCs w:val="21"/>
               </w:rPr>
               <w:t xml:space="preserve"> for that number. Compare.</w:t>
@@ -6055,7 +6066,7 @@
                 <w:rFonts w:ascii="Avenir Next" w:hAnsi="Avenir Next" w:cs="Avenir Next" w:eastAsia="Avenir Next"/>
                 <w:b/>
                 <w:color w:val="1A1A1A"/>
-                <w:sz w:val="18"/>
+                <w:sz w:val="22"/>
                 <w:szCs w:val="18"/>
               </w:rPr>
               <w:t xml:space="preserve">Value and results</w:t>
@@ -6270,7 +6281,7 @@
                 <w:rFonts w:ascii="Avenir Next" w:hAnsi="Avenir Next" w:cs="Avenir Next" w:eastAsia="Avenir Next"/>
                 <w:b/>
                 <w:color w:val="003A70"/>
-                <w:sz w:val="17"/>
+                <w:sz w:val="22"/>
                 <w:szCs w:val="17"/>
               </w:rPr>
               <w:t xml:space="preserve">Frame  </w:t>
@@ -6280,7 +6291,7 @@
                 <w:rFonts w:ascii="Avenir Next" w:hAnsi="Avenir Next" w:cs="Avenir Next" w:eastAsia="Avenir Next"/>
                 <w:i/>
                 <w:color w:val="1A1A1A"/>
-                <w:sz w:val="18"/>
+                <w:sz w:val="22"/>
                 <w:szCs w:val="18"/>
               </w:rPr>
               <w:t xml:space="preserve">When </w:t>
@@ -6290,7 +6301,7 @@
                 <w:rFonts w:ascii="Avenir Next" w:hAnsi="Avenir Next" w:cs="Avenir Next" w:eastAsia="Avenir Next"/>
                 <w:i/>
                 <w:color w:val="1A1A1A"/>
-                <w:sz w:val="18"/>
+                <w:sz w:val="22"/>
                 <w:szCs w:val="18"/>
               </w:rPr>
               <w:t xml:space="preserve">x</w:t>
@@ -6300,7 +6311,7 @@
                 <w:rFonts w:ascii="Avenir Next" w:hAnsi="Avenir Next" w:cs="Avenir Next" w:eastAsia="Avenir Next"/>
                 <w:i/>
                 <w:color w:val="1A1A1A"/>
-                <w:sz w:val="18"/>
+                <w:sz w:val="22"/>
                 <w:szCs w:val="18"/>
               </w:rPr>
               <w:t xml:space="preserve"> = </w:t>
@@ -6320,7 +6331,7 @@
                 <w:rFonts w:ascii="Avenir Next" w:hAnsi="Avenir Next" w:cs="Avenir Next" w:eastAsia="Avenir Next"/>
                 <w:i/>
                 <w:color w:val="1A1A1A"/>
-                <w:sz w:val="18"/>
+                <w:sz w:val="22"/>
                 <w:szCs w:val="18"/>
               </w:rPr>
               <w:t xml:space="preserve">, 3</w:t>
@@ -6330,7 +6341,7 @@
                 <w:rFonts w:ascii="Avenir Next" w:hAnsi="Avenir Next" w:cs="Avenir Next" w:eastAsia="Avenir Next"/>
                 <w:i/>
                 <w:color w:val="1A1A1A"/>
-                <w:sz w:val="18"/>
+                <w:sz w:val="22"/>
                 <w:szCs w:val="18"/>
               </w:rPr>
               <w:t xml:space="preserve">x</w:t>
@@ -6340,7 +6351,7 @@
                 <w:rFonts w:ascii="Avenir Next" w:hAnsi="Avenir Next" w:cs="Avenir Next" w:eastAsia="Avenir Next"/>
                 <w:i/>
                 <w:color w:val="1A1A1A"/>
-                <w:sz w:val="18"/>
+                <w:sz w:val="22"/>
                 <w:szCs w:val="18"/>
               </w:rPr>
               <w:t xml:space="preserve"> = </w:t>
@@ -6360,7 +6371,7 @@
                 <w:rFonts w:ascii="Avenir Next" w:hAnsi="Avenir Next" w:cs="Avenir Next" w:eastAsia="Avenir Next"/>
                 <w:i/>
                 <w:color w:val="1A1A1A"/>
-                <w:sz w:val="18"/>
+                <w:sz w:val="22"/>
                 <w:szCs w:val="18"/>
               </w:rPr>
               <w:t xml:space="preserve"> and </w:t>
@@ -6370,7 +6381,7 @@
                 <w:rFonts w:ascii="Avenir Next" w:hAnsi="Avenir Next" w:cs="Avenir Next" w:eastAsia="Avenir Next"/>
                 <w:i/>
                 <w:color w:val="1A1A1A"/>
-                <w:sz w:val="18"/>
+                <w:sz w:val="22"/>
                 <w:szCs w:val="18"/>
               </w:rPr>
               <w:t xml:space="preserve">x</w:t>
@@ -6380,7 +6391,7 @@
                 <w:rFonts w:ascii="Avenir Next" w:hAnsi="Avenir Next" w:cs="Avenir Next" w:eastAsia="Avenir Next"/>
                 <w:i/>
                 <w:color w:val="1A1A1A"/>
-                <w:sz w:val="18"/>
+                <w:sz w:val="22"/>
                 <w:szCs w:val="18"/>
               </w:rPr>
               <w:t xml:space="preserve"> + 6 = </w:t>
@@ -6400,7 +6411,7 @@
                 <w:rFonts w:ascii="Avenir Next" w:hAnsi="Avenir Next" w:cs="Avenir Next" w:eastAsia="Avenir Next"/>
                 <w:i/>
                 <w:color w:val="1A1A1A"/>
-                <w:sz w:val="18"/>
+                <w:sz w:val="22"/>
                 <w:szCs w:val="18"/>
               </w:rPr>
               <w:t xml:space="preserve">, so they are not equivalent.</w:t>
@@ -6469,7 +6480,7 @@
                       <w:rFonts w:ascii="Avenir Next" w:hAnsi="Avenir Next" w:cs="Avenir Next" w:eastAsia="Avenir Next"/>
                       <w:i/>
                       <w:color w:val="1A1A1A"/>
-                      <w:sz w:val="21"/>
+                      <w:sz w:val="22"/>
                       <w:szCs w:val="21"/>
                     </w:rPr>
                     <w:t xml:space="preserve">x</w:t>
@@ -6478,7 +6489,7 @@
                     <w:rPr>
                       <w:rFonts w:ascii="Avenir Next" w:hAnsi="Avenir Next" w:cs="Avenir Next" w:eastAsia="Avenir Next"/>
                       <w:color w:val="1A1A1A"/>
-                      <w:sz w:val="21"/>
+                      <w:sz w:val="22"/>
                       <w:szCs w:val="21"/>
                     </w:rPr>
                     <w:t xml:space="preserve"> = 3</w:t>
@@ -6518,7 +6529,7 @@
                       <w:rFonts w:ascii="Avenir Next" w:hAnsi="Avenir Next" w:cs="Avenir Next" w:eastAsia="Avenir Next"/>
                       <w:i/>
                       <w:color w:val="1A1A1A"/>
-                      <w:sz w:val="21"/>
+                      <w:sz w:val="22"/>
                       <w:szCs w:val="21"/>
                     </w:rPr>
                     <w:t xml:space="preserve">x</w:t>
@@ -6527,7 +6538,7 @@
                     <w:rPr>
                       <w:rFonts w:ascii="Avenir Next" w:hAnsi="Avenir Next" w:cs="Avenir Next" w:eastAsia="Avenir Next"/>
                       <w:color w:val="1A1A1A"/>
-                      <w:sz w:val="21"/>
+                      <w:sz w:val="22"/>
                       <w:szCs w:val="21"/>
                     </w:rPr>
                     <w:t xml:space="preserve"> = 4</w:t>
@@ -6726,7 +6737,7 @@
                     <w:rPr>
                       <w:rFonts w:ascii="Avenir Next" w:hAnsi="Avenir Next" w:cs="Avenir Next" w:eastAsia="Avenir Next"/>
                       <w:color w:val="1A1A1A"/>
-                      <w:sz w:val="21"/>
+                      <w:sz w:val="22"/>
                       <w:szCs w:val="21"/>
                     </w:rPr>
                     <w:t xml:space="preserve">Commutative</w:t>
@@ -6765,7 +6776,7 @@
                     <w:rPr>
                       <w:rFonts w:ascii="Avenir Next" w:hAnsi="Avenir Next" w:cs="Avenir Next" w:eastAsia="Avenir Next"/>
                       <w:color w:val="1A1A1A"/>
-                      <w:sz w:val="21"/>
+                      <w:sz w:val="22"/>
                       <w:szCs w:val="21"/>
                     </w:rPr>
                     <w:t xml:space="preserve">Associative</w:t>
@@ -6804,7 +6815,7 @@
                     <w:rPr>
                       <w:rFonts w:ascii="Avenir Next" w:hAnsi="Avenir Next" w:cs="Avenir Next" w:eastAsia="Avenir Next"/>
                       <w:color w:val="1A1A1A"/>
-                      <w:sz w:val="21"/>
+                      <w:sz w:val="22"/>
                       <w:szCs w:val="21"/>
                     </w:rPr>
                     <w:t xml:space="preserve">Distributive</w:t>
@@ -6828,6 +6839,7 @@
     </w:p>
     <w:p>
       <w:pPr>
+        <w:pStyle w:val="Heading2"/>
         <w:keepNext/>
         <w:pBdr>
           <w:bottom w:val="single" w:sz="8" w:space="3" w:color="003A70"/>
@@ -6843,7 +6855,7 @@
           <w:b/>
           <w:color w:val="003A70"/>
           <w:spacing w:val="14"/>
-          <w:sz w:val="21"/>
+          <w:sz w:val="22"/>
           <w:szCs w:val="21"/>
         </w:rPr>
         <w:t xml:space="preserve">TEST PRACTICE</w:t>
@@ -6862,7 +6874,7 @@
           <w:rFonts w:ascii="Avenir Next" w:hAnsi="Avenir Next" w:cs="Avenir Next" w:eastAsia="Avenir Next"/>
           <w:i/>
           <w:color w:val="5A5F66"/>
-          <w:sz w:val="17"/>
+          <w:sz w:val="22"/>
           <w:szCs w:val="17"/>
         </w:rPr>
         <w:t xml:space="preserve">choose the best answer</w:t>
@@ -7070,44 +7082,44 @@
                       <w:rFonts w:ascii="Avenir Next" w:hAnsi="Avenir Next" w:cs="Avenir Next" w:eastAsia="Avenir Next"/>
                       <w:b/>
                       <w:color w:val="003A70"/>
+                      <w:sz w:val="22"/>
+                      <w:szCs w:val="21"/>
+                    </w:rPr>
+                    <w:t xml:space="preserve">A</w:t>
+                  </w:r>
+                  <w:r>
+                    <w:rPr>
+                      <w:rFonts w:ascii="Avenir Next" w:hAnsi="Avenir Next" w:cs="Avenir Next" w:eastAsia="Avenir Next"/>
+                      <w:color w:val="1A1A1A"/>
                       <w:sz w:val="21"/>
                       <w:szCs w:val="21"/>
                     </w:rPr>
-                    <w:t xml:space="preserve">A</w:t>
-                  </w:r>
-                  <w:r>
-                    <w:rPr>
-                      <w:rFonts w:ascii="Avenir Next" w:hAnsi="Avenir Next" w:cs="Avenir Next" w:eastAsia="Avenir Next"/>
-                      <w:color w:val="1A1A1A"/>
-                      <w:sz w:val="21"/>
+                    <w:tab/>
+                  </w:r>
+                  <w:r>
+                    <w:rPr>
+                      <w:rFonts w:ascii="Avenir Next" w:hAnsi="Avenir Next" w:cs="Avenir Next" w:eastAsia="Avenir Next"/>
+                      <w:color w:val="1A1A1A"/>
+                      <w:sz w:val="22"/>
                       <w:szCs w:val="21"/>
                     </w:rPr>
-                    <w:tab/>
-                  </w:r>
-                  <w:r>
-                    <w:rPr>
-                      <w:rFonts w:ascii="Avenir Next" w:hAnsi="Avenir Next" w:cs="Avenir Next" w:eastAsia="Avenir Next"/>
-                      <w:color w:val="1A1A1A"/>
-                      <w:sz w:val="21"/>
+                    <w:t xml:space="preserve">7</w:t>
+                  </w:r>
+                  <w:r>
+                    <w:rPr>
+                      <w:rFonts w:ascii="Avenir Next" w:hAnsi="Avenir Next" w:cs="Avenir Next" w:eastAsia="Avenir Next"/>
+                      <w:i/>
+                      <w:color w:val="1A1A1A"/>
+                      <w:sz w:val="22"/>
                       <w:szCs w:val="21"/>
                     </w:rPr>
-                    <w:t xml:space="preserve">7</w:t>
-                  </w:r>
-                  <w:r>
-                    <w:rPr>
-                      <w:rFonts w:ascii="Avenir Next" w:hAnsi="Avenir Next" w:cs="Avenir Next" w:eastAsia="Avenir Next"/>
-                      <w:i/>
-                      <w:color w:val="1A1A1A"/>
-                      <w:sz w:val="21"/>
-                      <w:szCs w:val="21"/>
-                    </w:rPr>
                     <w:t xml:space="preserve">p</w:t>
                   </w:r>
                   <w:r>
                     <w:rPr>
                       <w:rFonts w:ascii="Avenir Next" w:hAnsi="Avenir Next" w:cs="Avenir Next" w:eastAsia="Avenir Next"/>
                       <w:color w:val="1A1A1A"/>
-                      <w:sz w:val="21"/>
+                      <w:sz w:val="22"/>
                       <w:szCs w:val="21"/>
                     </w:rPr>
                     <w:t xml:space="preserve"> + 3</w:t>
@@ -7132,44 +7144,44 @@
                       <w:rFonts w:ascii="Avenir Next" w:hAnsi="Avenir Next" w:cs="Avenir Next" w:eastAsia="Avenir Next"/>
                       <w:b/>
                       <w:color w:val="003A70"/>
+                      <w:sz w:val="22"/>
+                      <w:szCs w:val="21"/>
+                    </w:rPr>
+                    <w:t xml:space="preserve">B</w:t>
+                  </w:r>
+                  <w:r>
+                    <w:rPr>
+                      <w:rFonts w:ascii="Avenir Next" w:hAnsi="Avenir Next" w:cs="Avenir Next" w:eastAsia="Avenir Next"/>
+                      <w:color w:val="1A1A1A"/>
                       <w:sz w:val="21"/>
                       <w:szCs w:val="21"/>
                     </w:rPr>
-                    <w:t xml:space="preserve">B</w:t>
-                  </w:r>
-                  <w:r>
-                    <w:rPr>
-                      <w:rFonts w:ascii="Avenir Next" w:hAnsi="Avenir Next" w:cs="Avenir Next" w:eastAsia="Avenir Next"/>
-                      <w:color w:val="1A1A1A"/>
-                      <w:sz w:val="21"/>
+                    <w:tab/>
+                  </w:r>
+                  <w:r>
+                    <w:rPr>
+                      <w:rFonts w:ascii="Avenir Next" w:hAnsi="Avenir Next" w:cs="Avenir Next" w:eastAsia="Avenir Next"/>
+                      <w:color w:val="1A1A1A"/>
+                      <w:sz w:val="22"/>
                       <w:szCs w:val="21"/>
                     </w:rPr>
-                    <w:tab/>
-                  </w:r>
-                  <w:r>
-                    <w:rPr>
-                      <w:rFonts w:ascii="Avenir Next" w:hAnsi="Avenir Next" w:cs="Avenir Next" w:eastAsia="Avenir Next"/>
-                      <w:color w:val="1A1A1A"/>
-                      <w:sz w:val="21"/>
+                    <w:t xml:space="preserve">7</w:t>
+                  </w:r>
+                  <w:r>
+                    <w:rPr>
+                      <w:rFonts w:ascii="Avenir Next" w:hAnsi="Avenir Next" w:cs="Avenir Next" w:eastAsia="Avenir Next"/>
+                      <w:i/>
+                      <w:color w:val="1A1A1A"/>
+                      <w:sz w:val="22"/>
                       <w:szCs w:val="21"/>
                     </w:rPr>
-                    <w:t xml:space="preserve">7</w:t>
-                  </w:r>
-                  <w:r>
-                    <w:rPr>
-                      <w:rFonts w:ascii="Avenir Next" w:hAnsi="Avenir Next" w:cs="Avenir Next" w:eastAsia="Avenir Next"/>
-                      <w:i/>
-                      <w:color w:val="1A1A1A"/>
-                      <w:sz w:val="21"/>
-                      <w:szCs w:val="21"/>
-                    </w:rPr>
                     <w:t xml:space="preserve">p</w:t>
                   </w:r>
                   <w:r>
                     <w:rPr>
                       <w:rFonts w:ascii="Avenir Next" w:hAnsi="Avenir Next" w:cs="Avenir Next" w:eastAsia="Avenir Next"/>
                       <w:color w:val="1A1A1A"/>
-                      <w:sz w:val="21"/>
+                      <w:sz w:val="22"/>
                       <w:szCs w:val="21"/>
                     </w:rPr>
                     <w:t xml:space="preserve"> + 21</w:t>
@@ -7194,35 +7206,35 @@
                       <w:rFonts w:ascii="Avenir Next" w:hAnsi="Avenir Next" w:cs="Avenir Next" w:eastAsia="Avenir Next"/>
                       <w:b/>
                       <w:color w:val="003A70"/>
+                      <w:sz w:val="22"/>
+                      <w:szCs w:val="21"/>
+                    </w:rPr>
+                    <w:t xml:space="preserve">C</w:t>
+                  </w:r>
+                  <w:r>
+                    <w:rPr>
+                      <w:rFonts w:ascii="Avenir Next" w:hAnsi="Avenir Next" w:cs="Avenir Next" w:eastAsia="Avenir Next"/>
+                      <w:color w:val="1A1A1A"/>
                       <w:sz w:val="21"/>
                       <w:szCs w:val="21"/>
                     </w:rPr>
-                    <w:t xml:space="preserve">C</w:t>
-                  </w:r>
-                  <w:r>
-                    <w:rPr>
-                      <w:rFonts w:ascii="Avenir Next" w:hAnsi="Avenir Next" w:cs="Avenir Next" w:eastAsia="Avenir Next"/>
-                      <w:color w:val="1A1A1A"/>
-                      <w:sz w:val="21"/>
+                    <w:tab/>
+                  </w:r>
+                  <w:r>
+                    <w:rPr>
+                      <w:rFonts w:ascii="Avenir Next" w:hAnsi="Avenir Next" w:cs="Avenir Next" w:eastAsia="Avenir Next"/>
+                      <w:i/>
+                      <w:color w:val="1A1A1A"/>
+                      <w:sz w:val="22"/>
                       <w:szCs w:val="21"/>
                     </w:rPr>
-                    <w:tab/>
-                  </w:r>
-                  <w:r>
-                    <w:rPr>
-                      <w:rFonts w:ascii="Avenir Next" w:hAnsi="Avenir Next" w:cs="Avenir Next" w:eastAsia="Avenir Next"/>
-                      <w:i/>
-                      <w:color w:val="1A1A1A"/>
-                      <w:sz w:val="21"/>
-                      <w:szCs w:val="21"/>
-                    </w:rPr>
                     <w:t xml:space="preserve">p</w:t>
                   </w:r>
                   <w:r>
                     <w:rPr>
                       <w:rFonts w:ascii="Avenir Next" w:hAnsi="Avenir Next" w:cs="Avenir Next" w:eastAsia="Avenir Next"/>
                       <w:color w:val="1A1A1A"/>
-                      <w:sz w:val="21"/>
+                      <w:sz w:val="22"/>
                       <w:szCs w:val="21"/>
                     </w:rPr>
                     <w:t xml:space="preserve"> + 21</w:t>
@@ -7247,27 +7259,27 @@
                       <w:rFonts w:ascii="Avenir Next" w:hAnsi="Avenir Next" w:cs="Avenir Next" w:eastAsia="Avenir Next"/>
                       <w:b/>
                       <w:color w:val="003A70"/>
+                      <w:sz w:val="22"/>
+                      <w:szCs w:val="21"/>
+                    </w:rPr>
+                    <w:t xml:space="preserve">D</w:t>
+                  </w:r>
+                  <w:r>
+                    <w:rPr>
+                      <w:rFonts w:ascii="Avenir Next" w:hAnsi="Avenir Next" w:cs="Avenir Next" w:eastAsia="Avenir Next"/>
+                      <w:color w:val="1A1A1A"/>
                       <w:sz w:val="21"/>
                       <w:szCs w:val="21"/>
                     </w:rPr>
-                    <w:t xml:space="preserve">D</w:t>
-                  </w:r>
-                  <w:r>
-                    <w:rPr>
-                      <w:rFonts w:ascii="Avenir Next" w:hAnsi="Avenir Next" w:cs="Avenir Next" w:eastAsia="Avenir Next"/>
-                      <w:color w:val="1A1A1A"/>
-                      <w:sz w:val="21"/>
+                    <w:tab/>
+                  </w:r>
+                  <w:r>
+                    <w:rPr>
+                      <w:rFonts w:ascii="Avenir Next" w:hAnsi="Avenir Next" w:cs="Avenir Next" w:eastAsia="Avenir Next"/>
+                      <w:color w:val="1A1A1A"/>
+                      <w:sz w:val="22"/>
                       <w:szCs w:val="21"/>
                     </w:rPr>
-                    <w:tab/>
-                  </w:r>
-                  <w:r>
-                    <w:rPr>
-                      <w:rFonts w:ascii="Avenir Next" w:hAnsi="Avenir Next" w:cs="Avenir Next" w:eastAsia="Avenir Next"/>
-                      <w:color w:val="1A1A1A"/>
-                      <w:sz w:val="21"/>
-                      <w:szCs w:val="21"/>
-                    </w:rPr>
                     <w:t xml:space="preserve">10</w:t>
                   </w:r>
                   <w:r>
@@ -7275,7 +7287,7 @@
                       <w:rFonts w:ascii="Avenir Next" w:hAnsi="Avenir Next" w:cs="Avenir Next" w:eastAsia="Avenir Next"/>
                       <w:i/>
                       <w:color w:val="1A1A1A"/>
-                      <w:sz w:val="21"/>
+                      <w:sz w:val="22"/>
                       <w:szCs w:val="21"/>
                     </w:rPr>
                     <w:t xml:space="preserve">p</w:t>
@@ -7461,44 +7473,44 @@
                       <w:rFonts w:ascii="Avenir Next" w:hAnsi="Avenir Next" w:cs="Avenir Next" w:eastAsia="Avenir Next"/>
                       <w:b/>
                       <w:color w:val="003A70"/>
+                      <w:sz w:val="22"/>
+                      <w:szCs w:val="21"/>
+                    </w:rPr>
+                    <w:t xml:space="preserve">A</w:t>
+                  </w:r>
+                  <w:r>
+                    <w:rPr>
+                      <w:rFonts w:ascii="Avenir Next" w:hAnsi="Avenir Next" w:cs="Avenir Next" w:eastAsia="Avenir Next"/>
+                      <w:color w:val="1A1A1A"/>
                       <w:sz w:val="21"/>
                       <w:szCs w:val="21"/>
                     </w:rPr>
-                    <w:t xml:space="preserve">A</w:t>
-                  </w:r>
-                  <w:r>
-                    <w:rPr>
-                      <w:rFonts w:ascii="Avenir Next" w:hAnsi="Avenir Next" w:cs="Avenir Next" w:eastAsia="Avenir Next"/>
-                      <w:color w:val="1A1A1A"/>
-                      <w:sz w:val="21"/>
+                    <w:tab/>
+                  </w:r>
+                  <w:r>
+                    <w:rPr>
+                      <w:rFonts w:ascii="Avenir Next" w:hAnsi="Avenir Next" w:cs="Avenir Next" w:eastAsia="Avenir Next"/>
+                      <w:color w:val="1A1A1A"/>
+                      <w:sz w:val="22"/>
                       <w:szCs w:val="21"/>
                     </w:rPr>
-                    <w:tab/>
-                  </w:r>
-                  <w:r>
-                    <w:rPr>
-                      <w:rFonts w:ascii="Avenir Next" w:hAnsi="Avenir Next" w:cs="Avenir Next" w:eastAsia="Avenir Next"/>
-                      <w:color w:val="1A1A1A"/>
-                      <w:sz w:val="21"/>
+                    <w:t xml:space="preserve">4(</w:t>
+                  </w:r>
+                  <w:r>
+                    <w:rPr>
+                      <w:rFonts w:ascii="Avenir Next" w:hAnsi="Avenir Next" w:cs="Avenir Next" w:eastAsia="Avenir Next"/>
+                      <w:i/>
+                      <w:color w:val="1A1A1A"/>
+                      <w:sz w:val="22"/>
                       <w:szCs w:val="21"/>
                     </w:rPr>
-                    <w:t xml:space="preserve">4(</w:t>
-                  </w:r>
-                  <w:r>
-                    <w:rPr>
-                      <w:rFonts w:ascii="Avenir Next" w:hAnsi="Avenir Next" w:cs="Avenir Next" w:eastAsia="Avenir Next"/>
-                      <w:i/>
-                      <w:color w:val="1A1A1A"/>
-                      <w:sz w:val="21"/>
-                      <w:szCs w:val="21"/>
-                    </w:rPr>
                     <w:t xml:space="preserve">y</w:t>
                   </w:r>
                   <w:r>
                     <w:rPr>
                       <w:rFonts w:ascii="Avenir Next" w:hAnsi="Avenir Next" w:cs="Avenir Next" w:eastAsia="Avenir Next"/>
                       <w:color w:val="1A1A1A"/>
-                      <w:sz w:val="21"/>
+                      <w:sz w:val="22"/>
                       <w:szCs w:val="21"/>
                     </w:rPr>
                     <w:t xml:space="preserve"> + 2)</w:t>
@@ -7523,44 +7535,44 @@
                       <w:rFonts w:ascii="Avenir Next" w:hAnsi="Avenir Next" w:cs="Avenir Next" w:eastAsia="Avenir Next"/>
                       <w:b/>
                       <w:color w:val="003A70"/>
+                      <w:sz w:val="22"/>
+                      <w:szCs w:val="21"/>
+                    </w:rPr>
+                    <w:t xml:space="preserve">B</w:t>
+                  </w:r>
+                  <w:r>
+                    <w:rPr>
+                      <w:rFonts w:ascii="Avenir Next" w:hAnsi="Avenir Next" w:cs="Avenir Next" w:eastAsia="Avenir Next"/>
+                      <w:color w:val="1A1A1A"/>
                       <w:sz w:val="21"/>
                       <w:szCs w:val="21"/>
                     </w:rPr>
-                    <w:t xml:space="preserve">B</w:t>
-                  </w:r>
-                  <w:r>
-                    <w:rPr>
-                      <w:rFonts w:ascii="Avenir Next" w:hAnsi="Avenir Next" w:cs="Avenir Next" w:eastAsia="Avenir Next"/>
-                      <w:color w:val="1A1A1A"/>
-                      <w:sz w:val="21"/>
+                    <w:tab/>
+                  </w:r>
+                  <w:r>
+                    <w:rPr>
+                      <w:rFonts w:ascii="Avenir Next" w:hAnsi="Avenir Next" w:cs="Avenir Next" w:eastAsia="Avenir Next"/>
+                      <w:color w:val="1A1A1A"/>
+                      <w:sz w:val="22"/>
                       <w:szCs w:val="21"/>
                     </w:rPr>
-                    <w:tab/>
-                  </w:r>
-                  <w:r>
-                    <w:rPr>
-                      <w:rFonts w:ascii="Avenir Next" w:hAnsi="Avenir Next" w:cs="Avenir Next" w:eastAsia="Avenir Next"/>
-                      <w:color w:val="1A1A1A"/>
-                      <w:sz w:val="21"/>
+                    <w:t xml:space="preserve">2(2</w:t>
+                  </w:r>
+                  <w:r>
+                    <w:rPr>
+                      <w:rFonts w:ascii="Avenir Next" w:hAnsi="Avenir Next" w:cs="Avenir Next" w:eastAsia="Avenir Next"/>
+                      <w:i/>
+                      <w:color w:val="1A1A1A"/>
+                      <w:sz w:val="22"/>
                       <w:szCs w:val="21"/>
                     </w:rPr>
-                    <w:t xml:space="preserve">2(2</w:t>
-                  </w:r>
-                  <w:r>
-                    <w:rPr>
-                      <w:rFonts w:ascii="Avenir Next" w:hAnsi="Avenir Next" w:cs="Avenir Next" w:eastAsia="Avenir Next"/>
-                      <w:i/>
-                      <w:color w:val="1A1A1A"/>
-                      <w:sz w:val="21"/>
-                      <w:szCs w:val="21"/>
-                    </w:rPr>
                     <w:t xml:space="preserve">y</w:t>
                   </w:r>
                   <w:r>
                     <w:rPr>
                       <w:rFonts w:ascii="Avenir Next" w:hAnsi="Avenir Next" w:cs="Avenir Next" w:eastAsia="Avenir Next"/>
                       <w:color w:val="1A1A1A"/>
-                      <w:sz w:val="21"/>
+                      <w:sz w:val="22"/>
                       <w:szCs w:val="21"/>
                     </w:rPr>
                     <w:t xml:space="preserve"> + 4)</w:t>
@@ -7585,27 +7597,27 @@
                       <w:rFonts w:ascii="Avenir Next" w:hAnsi="Avenir Next" w:cs="Avenir Next" w:eastAsia="Avenir Next"/>
                       <w:b/>
                       <w:color w:val="003A70"/>
+                      <w:sz w:val="22"/>
+                      <w:szCs w:val="21"/>
+                    </w:rPr>
+                    <w:t xml:space="preserve">C</w:t>
+                  </w:r>
+                  <w:r>
+                    <w:rPr>
+                      <w:rFonts w:ascii="Avenir Next" w:hAnsi="Avenir Next" w:cs="Avenir Next" w:eastAsia="Avenir Next"/>
+                      <w:color w:val="1A1A1A"/>
                       <w:sz w:val="21"/>
                       <w:szCs w:val="21"/>
                     </w:rPr>
-                    <w:t xml:space="preserve">C</w:t>
-                  </w:r>
-                  <w:r>
-                    <w:rPr>
-                      <w:rFonts w:ascii="Avenir Next" w:hAnsi="Avenir Next" w:cs="Avenir Next" w:eastAsia="Avenir Next"/>
-                      <w:color w:val="1A1A1A"/>
-                      <w:sz w:val="21"/>
+                    <w:tab/>
+                  </w:r>
+                  <w:r>
+                    <w:rPr>
+                      <w:rFonts w:ascii="Avenir Next" w:hAnsi="Avenir Next" w:cs="Avenir Next" w:eastAsia="Avenir Next"/>
+                      <w:color w:val="1A1A1A"/>
+                      <w:sz w:val="22"/>
                       <w:szCs w:val="21"/>
                     </w:rPr>
-                    <w:tab/>
-                  </w:r>
-                  <w:r>
-                    <w:rPr>
-                      <w:rFonts w:ascii="Avenir Next" w:hAnsi="Avenir Next" w:cs="Avenir Next" w:eastAsia="Avenir Next"/>
-                      <w:color w:val="1A1A1A"/>
-                      <w:sz w:val="21"/>
-                      <w:szCs w:val="21"/>
-                    </w:rPr>
                     <w:t xml:space="preserve">8 + 4</w:t>
                   </w:r>
                   <w:r>
@@ -7613,7 +7625,7 @@
                       <w:rFonts w:ascii="Avenir Next" w:hAnsi="Avenir Next" w:cs="Avenir Next" w:eastAsia="Avenir Next"/>
                       <w:i/>
                       <w:color w:val="1A1A1A"/>
-                      <w:sz w:val="21"/>
+                      <w:sz w:val="22"/>
                       <w:szCs w:val="21"/>
                     </w:rPr>
                     <w:t xml:space="preserve">y</w:t>
@@ -7638,44 +7650,44 @@
                       <w:rFonts w:ascii="Avenir Next" w:hAnsi="Avenir Next" w:cs="Avenir Next" w:eastAsia="Avenir Next"/>
                       <w:b/>
                       <w:color w:val="003A70"/>
+                      <w:sz w:val="22"/>
+                      <w:szCs w:val="21"/>
+                    </w:rPr>
+                    <w:t xml:space="preserve">D</w:t>
+                  </w:r>
+                  <w:r>
+                    <w:rPr>
+                      <w:rFonts w:ascii="Avenir Next" w:hAnsi="Avenir Next" w:cs="Avenir Next" w:eastAsia="Avenir Next"/>
+                      <w:color w:val="1A1A1A"/>
                       <w:sz w:val="21"/>
                       <w:szCs w:val="21"/>
                     </w:rPr>
-                    <w:t xml:space="preserve">D</w:t>
-                  </w:r>
-                  <w:r>
-                    <w:rPr>
-                      <w:rFonts w:ascii="Avenir Next" w:hAnsi="Avenir Next" w:cs="Avenir Next" w:eastAsia="Avenir Next"/>
-                      <w:color w:val="1A1A1A"/>
-                      <w:sz w:val="21"/>
+                    <w:tab/>
+                  </w:r>
+                  <w:r>
+                    <w:rPr>
+                      <w:rFonts w:ascii="Avenir Next" w:hAnsi="Avenir Next" w:cs="Avenir Next" w:eastAsia="Avenir Next"/>
+                      <w:color w:val="1A1A1A"/>
+                      <w:sz w:val="22"/>
                       <w:szCs w:val="21"/>
                     </w:rPr>
-                    <w:tab/>
-                  </w:r>
-                  <w:r>
-                    <w:rPr>
-                      <w:rFonts w:ascii="Avenir Next" w:hAnsi="Avenir Next" w:cs="Avenir Next" w:eastAsia="Avenir Next"/>
-                      <w:color w:val="1A1A1A"/>
-                      <w:sz w:val="21"/>
+                    <w:t xml:space="preserve">4(</w:t>
+                  </w:r>
+                  <w:r>
+                    <w:rPr>
+                      <w:rFonts w:ascii="Avenir Next" w:hAnsi="Avenir Next" w:cs="Avenir Next" w:eastAsia="Avenir Next"/>
+                      <w:i/>
+                      <w:color w:val="1A1A1A"/>
+                      <w:sz w:val="22"/>
                       <w:szCs w:val="21"/>
                     </w:rPr>
-                    <w:t xml:space="preserve">4(</w:t>
-                  </w:r>
-                  <w:r>
-                    <w:rPr>
-                      <w:rFonts w:ascii="Avenir Next" w:hAnsi="Avenir Next" w:cs="Avenir Next" w:eastAsia="Avenir Next"/>
-                      <w:i/>
-                      <w:color w:val="1A1A1A"/>
-                      <w:sz w:val="21"/>
-                      <w:szCs w:val="21"/>
-                    </w:rPr>
                     <w:t xml:space="preserve">y</w:t>
                   </w:r>
                   <w:r>
                     <w:rPr>
                       <w:rFonts w:ascii="Avenir Next" w:hAnsi="Avenir Next" w:cs="Avenir Next" w:eastAsia="Avenir Next"/>
                       <w:color w:val="1A1A1A"/>
-                      <w:sz w:val="21"/>
+                      <w:sz w:val="22"/>
                       <w:szCs w:val="21"/>
                     </w:rPr>
                     <w:t xml:space="preserve"> + 8)</w:t>
@@ -7741,6 +7753,7 @@
           </w:tcPr>
           <w:p>
             <w:pPr>
+              <w:pStyle w:val="Heading2"/>
               <w:spacing w:before="0" w:after="0" w:line="240" w:lineRule="auto"/>
             </w:pPr>
             <w:r>
@@ -7778,7 +7791,7 @@
               <w:rPr>
                 <w:rFonts w:ascii="Avenir Next" w:hAnsi="Avenir Next" w:cs="Avenir Next" w:eastAsia="Avenir Next"/>
                 <w:color w:val="1A1A1A"/>
-                <w:sz w:val="17"/>
+                <w:sz w:val="22"/>
                 <w:szCs w:val="17"/>
               </w:rPr>
               <w:t xml:space="preserve">  I can do this on my own</w:t>
@@ -7807,7 +7820,7 @@
               <w:rPr>
                 <w:rFonts w:ascii="Avenir Next" w:hAnsi="Avenir Next" w:cs="Avenir Next" w:eastAsia="Avenir Next"/>
                 <w:color w:val="1A1A1A"/>
-                <w:sz w:val="17"/>
+                <w:sz w:val="22"/>
                 <w:szCs w:val="17"/>
               </w:rPr>
               <w:t xml:space="preserve">  I need a little help</w:t>
@@ -7836,7 +7849,7 @@
               <w:rPr>
                 <w:rFonts w:ascii="Avenir Next" w:hAnsi="Avenir Next" w:cs="Avenir Next" w:eastAsia="Avenir Next"/>
                 <w:color w:val="1A1A1A"/>
-                <w:sz w:val="17"/>
+                <w:sz w:val="22"/>
                 <w:szCs w:val="17"/>
               </w:rPr>
               <w:t xml:space="preserve">  I have a question about #</w:t>
@@ -7874,7 +7887,7 @@
         <w:rPr>
           <w:rFonts w:ascii="Avenir Next" w:hAnsi="Avenir Next" w:cs="Avenir Next" w:eastAsia="Avenir Next"/>
           <w:color w:val="5A5F66"/>
-          <w:sz w:val="17"/>
+          <w:sz w:val="22"/>
           <w:szCs w:val="17"/>
         </w:rPr>
         <w:t xml:space="preserve">Pick a number with someone at home. Do 2(</w:t>
@@ -7884,7 +7897,7 @@
           <w:rFonts w:ascii="Avenir Next" w:hAnsi="Avenir Next" w:cs="Avenir Next" w:eastAsia="Avenir Next"/>
           <w:i/>
           <w:color w:val="5A5F66"/>
-          <w:sz w:val="17"/>
+          <w:sz w:val="22"/>
           <w:szCs w:val="17"/>
         </w:rPr>
         <w:t xml:space="preserve">x</w:t>
@@ -7893,7 +7906,7 @@
         <w:rPr>
           <w:rFonts w:ascii="Avenir Next" w:hAnsi="Avenir Next" w:cs="Avenir Next" w:eastAsia="Avenir Next"/>
           <w:color w:val="5A5F66"/>
-          <w:sz w:val="17"/>
+          <w:sz w:val="22"/>
           <w:szCs w:val="17"/>
         </w:rPr>
         <w:t xml:space="preserve"> + 3) and 2</w:t>
@@ -7903,7 +7916,7 @@
           <w:rFonts w:ascii="Avenir Next" w:hAnsi="Avenir Next" w:cs="Avenir Next" w:eastAsia="Avenir Next"/>
           <w:i/>
           <w:color w:val="5A5F66"/>
-          <w:sz w:val="17"/>
+          <w:sz w:val="22"/>
           <w:szCs w:val="17"/>
         </w:rPr>
         <w:t xml:space="preserve">x</w:t>
@@ -7912,7 +7925,7 @@
         <w:rPr>
           <w:rFonts w:ascii="Avenir Next" w:hAnsi="Avenir Next" w:cs="Avenir Next" w:eastAsia="Avenir Next"/>
           <w:color w:val="5A5F66"/>
-          <w:sz w:val="17"/>
+          <w:sz w:val="22"/>
           <w:szCs w:val="17"/>
         </w:rPr>
         <w:t xml:space="preserve"> + 6 give the same value? Try another number.</w:t>
@@ -8006,7 +8019,106 @@
               <w:sz w:val="15"/>
               <w:szCs w:val="15"/>
             </w:rPr>
-            <w:t xml:space="preserve">Lesson 6-6  ·  Homework Packet  ·  Level 1</w:t>
+            <w:t xml:space="preserve">6-6 · Page </w:t>
+          </w:r>
+          <w:r>
+            <w:rPr>
+              <w:rFonts w:ascii="Avenir Next" w:hAnsi="Avenir Next" w:cs="Avenir Next" w:eastAsia="Avenir Next"/>
+              <w:color w:val="5A5F66"/>
+              <w:sz w:val="15"/>
+              <w:szCs w:val="15"/>
+            </w:rPr>
+            <w:fldChar w:fldCharType="begin"/>
+          </w:r>
+          <w:r>
+            <w:rPr>
+              <w:rFonts w:ascii="Avenir Next" w:hAnsi="Avenir Next" w:cs="Avenir Next" w:eastAsia="Avenir Next"/>
+              <w:color w:val="5A5F66"/>
+              <w:sz w:val="15"/>
+              <w:szCs w:val="15"/>
+            </w:rPr>
+            <w:instrText xml:space="preserve"> PAGE </w:instrText>
+          </w:r>
+          <w:r>
+            <w:rPr>
+              <w:rFonts w:ascii="Avenir Next" w:hAnsi="Avenir Next" w:cs="Avenir Next" w:eastAsia="Avenir Next"/>
+              <w:color w:val="5A5F66"/>
+              <w:sz w:val="15"/>
+              <w:szCs w:val="15"/>
+            </w:rPr>
+            <w:fldChar w:fldCharType="separate"/>
+          </w:r>
+          <w:r>
+            <w:rPr>
+              <w:rFonts w:ascii="Avenir Next" w:hAnsi="Avenir Next" w:cs="Avenir Next" w:eastAsia="Avenir Next"/>
+              <w:color w:val="5A5F66"/>
+              <w:sz w:val="15"/>
+              <w:szCs w:val="15"/>
+            </w:rPr>
+            <w:t xml:space="preserve">1</w:t>
+          </w:r>
+          <w:r>
+            <w:rPr>
+              <w:rFonts w:ascii="Avenir Next" w:hAnsi="Avenir Next" w:cs="Avenir Next" w:eastAsia="Avenir Next"/>
+              <w:color w:val="5A5F66"/>
+              <w:sz w:val="15"/>
+              <w:szCs w:val="15"/>
+            </w:rPr>
+            <w:fldChar w:fldCharType="end"/>
+          </w:r>
+          <w:r>
+            <w:rPr>
+              <w:rFonts w:ascii="Avenir Next" w:hAnsi="Avenir Next" w:cs="Avenir Next" w:eastAsia="Avenir Next"/>
+              <w:color w:val="5A5F66"/>
+              <w:sz w:val="15"/>
+              <w:szCs w:val="15"/>
+            </w:rPr>
+            <w:t xml:space="preserve"> of </w:t>
+          </w:r>
+          <w:r>
+            <w:rPr>
+              <w:rFonts w:ascii="Avenir Next" w:hAnsi="Avenir Next" w:cs="Avenir Next" w:eastAsia="Avenir Next"/>
+              <w:color w:val="5A5F66"/>
+              <w:sz w:val="15"/>
+              <w:szCs w:val="15"/>
+            </w:rPr>
+            <w:fldChar w:fldCharType="begin"/>
+          </w:r>
+          <w:r>
+            <w:rPr>
+              <w:rFonts w:ascii="Avenir Next" w:hAnsi="Avenir Next" w:cs="Avenir Next" w:eastAsia="Avenir Next"/>
+              <w:color w:val="5A5F66"/>
+              <w:sz w:val="15"/>
+              <w:szCs w:val="15"/>
+            </w:rPr>
+            <w:instrText xml:space="preserve"> NUMPAGES </w:instrText>
+          </w:r>
+          <w:r>
+            <w:rPr>
+              <w:rFonts w:ascii="Avenir Next" w:hAnsi="Avenir Next" w:cs="Avenir Next" w:eastAsia="Avenir Next"/>
+              <w:color w:val="5A5F66"/>
+              <w:sz w:val="15"/>
+              <w:szCs w:val="15"/>
+            </w:rPr>
+            <w:fldChar w:fldCharType="separate"/>
+          </w:r>
+          <w:r>
+            <w:rPr>
+              <w:rFonts w:ascii="Avenir Next" w:hAnsi="Avenir Next" w:cs="Avenir Next" w:eastAsia="Avenir Next"/>
+              <w:color w:val="5A5F66"/>
+              <w:sz w:val="15"/>
+              <w:szCs w:val="15"/>
+            </w:rPr>
+            <w:t xml:space="preserve">1</w:t>
+          </w:r>
+          <w:r>
+            <w:rPr>
+              <w:rFonts w:ascii="Avenir Next" w:hAnsi="Avenir Next" w:cs="Avenir Next" w:eastAsia="Avenir Next"/>
+              <w:color w:val="5A5F66"/>
+              <w:sz w:val="15"/>
+              <w:szCs w:val="15"/>
+            </w:rPr>
+            <w:fldChar w:fldCharType="end"/>
           </w:r>
         </w:p>
       </w:tc>
@@ -8049,5 +8161,23 @@
       </w:tblCellMar>
     </w:tblPr>
   </w:style>
+  <w:style w:type="paragraph" w:styleId="Heading1">
+    <w:name w:val="heading 1"/>
+    <w:basedOn w:val="Normal"/>
+    <w:pPr>
+      <w:outlineLvl w:val="0"/>
+      <w:keepNext w:val="0"/>
+      <w:keepLines w:val="0"/>
+    </w:pPr>
+  </w:style>
+  <w:style w:type="paragraph" w:styleId="Heading2">
+    <w:name w:val="heading 2"/>
+    <w:basedOn w:val="Normal"/>
+    <w:pPr>
+      <w:outlineLvl w:val="1"/>
+      <w:keepNext w:val="0"/>
+      <w:keepLines w:val="0"/>
+    </w:pPr>
+  </w:style>
 </w:styles>
 </file>